--- a/docs/PhyWear_技术报告_官方模板.docx
+++ b/docs/PhyWear_技术报告_官方模板.docx
@@ -1086,7 +1086,7 @@
           </w:tcPr>
           <w:p>
             <w:r>
-              <w:t>③ 新硬件平台适配（主线）；① AI 硬件产品创新为规划中、未实现</w:t>
+              <w:t>③ 新硬件平台适配（主线）；① AI 硬件产品创新：已交付「主动 + 执行」场景并真机验证</w:t>
             </w:r>
           </w:p>
         </w:tc>
@@ -1508,6 +1508,54 @@
         <w:spacing w:after="40"/>
       </w:pPr>
       <w:r>
+        <w:t>- 姿态解算（③ 惯性标尺）：Mahony 显式互补滤波（MARG 9 轴，本队自写实现） —— 四元数姿态 +</w:t>
+      </w:r>
+    </w:p>
+    <w:p>
+      <w:pPr>
+        <w:spacing w:after="40"/>
+      </w:pPr>
+      <w:r>
+        <w:t>陀螺零偏显式积分状态，磁力计只修偏航（权重 0.5，默认不进积分以免磁噪声被积进零偏）；</w:t>
+      </w:r>
+    </w:p>
+    <w:p>
+      <w:pPr>
+        <w:spacing w:after="40"/>
+      </w:pPr>
+      <w:r>
+        <w:t>状态仅 76 B，单帧约 100 flop；dt 用 `CLOCK_MONOTONIC` 实测量，不用固定标称值。</w:t>
+      </w:r>
+    </w:p>
+    <w:p>
+      <w:pPr>
+        <w:spacing w:after="40"/>
+      </w:pPr>
+      <w:r>
+        <w:t>- 标定数学（③）：六面法加速度零偏/刻度（真值 = 重力）、磁椭球拟合（硬铁 + 软铁，</w:t>
+      </w:r>
+    </w:p>
+    <w:p>
+      <w:pPr>
+        <w:spacing w:after="40"/>
+      </w:pPr>
+      <w:r>
+        <w:t>9 参数代数拟合 + Jacobi 特征分解）、陀螺静态零偏（含「够不够静」判据）。全部用流式充分统计，</w:t>
+      </w:r>
+    </w:p>
+    <w:p>
+      <w:pPr>
+        <w:spacing w:after="40"/>
+      </w:pPr>
+      <w:r>
+        <w:t>不保存原始样本 —— 磁椭球只占一个 9×9 正规方程（360 B），标定开销与采样点数无关。</w:t>
+      </w:r>
+    </w:p>
+    <w:p>
+      <w:pPr>
+        <w:spacing w:after="40"/>
+      </w:pPr>
+      <w:r>
         <w:t>- 关键机制：FFT（radix-2 迭代 Cooley-Tukey，复用于三类频谱）、自相关测周期（单摆/弹簧）、</w:t>
       </w:r>
     </w:p>
@@ -1634,15 +1682,15 @@
         <w:spacing w:after="40"/>
       </w:pPr>
       <w:r>
-        <w:t>- 软件/固件架构：`app/phywear/`（44 个手写源文件 / 13,558 行，另有 5 个生成的 CJK 字体文件，</w:t>
-      </w:r>
-    </w:p>
-    <w:p>
-      <w:pPr>
-        <w:spacing w:after="40"/>
-      </w:pPr>
-      <w:r>
-        <w:t>539 码点）；真机固件 2.06 MB / 16 MB flash（12.26%），SRAM 489 KB / 512 KB（93.35%）。</w:t>
+        <w:t>- 软件/固件架构：`app/phywear/`（50 个手写源文件 / 19,144 行，另有 5 个生成的 CJK 字体文件，</w:t>
+      </w:r>
+    </w:p>
+    <w:p>
+      <w:pPr>
+        <w:spacing w:after="40"/>
+      </w:pPr>
+      <w:r>
+        <w:t>539 码点）；真机固件 2.08 MB / 16 MB flash（12.42%），SRAM 492,560 B / 512 KB（93.95%）。</w:t>
       </w:r>
     </w:p>
     <w:p>
@@ -1706,15 +1754,31 @@
         <w:spacing w:after="40"/>
       </w:pPr>
       <w:r>
-        <w:t>- 应用/交互端：LVGL 全中文界面（i18n 双表 238 条/语言 + CJK 子集字体），</w:t>
-      </w:r>
-    </w:p>
-    <w:p>
-      <w:pPr>
-        <w:spacing w:after="40"/>
-      </w:pPr>
-      <w:r>
-        <w:t>主菜单 8 板块（自绘图标）、16 个页面；手表端「AI 教练」页展示 Agent 状态与最近回执。</w:t>
+        <w:t>- 应用/交互端：LVGL 全中文界面（i18n 双表 267 条/语言 + CJK 子集字体），</w:t>
+      </w:r>
+    </w:p>
+    <w:p>
+      <w:pPr>
+        <w:spacing w:after="40"/>
+      </w:pPr>
+      <w:r>
+        <w:t>主菜单 8 板块（自绘图标）、16 个主页面 + 原始传感器 6 子页 + 「水平仪」4 子页</w:t>
+      </w:r>
+    </w:p>
+    <w:p>
+      <w:pPr>
+        <w:spacing w:after="40"/>
+      </w:pPr>
+      <w:r>
+        <w:t>（实时数值/零偏标定/重力标定六面/磁标定，无头入口 `cap imu*`；主页 tile 待板块落位）；</w:t>
+      </w:r>
+    </w:p>
+    <w:p>
+      <w:pPr>
+        <w:spacing w:after="40"/>
+      </w:pPr>
+      <w:r>
+        <w:t>手表端「AI 教练」页展示 Agent 状态与最近回执。</w:t>
       </w:r>
     </w:p>
     <w:p>
@@ -1904,7 +1968,7 @@
         <w:spacing w:after="40"/>
       </w:pPr>
       <w:r>
-        <w:t>固件 md5 见 `docs/06`（真机实测版 `eb13cf4b…`）。</w:t>
+        <w:t>固件 md5 见 `docs/06`（当前板上 `7b0a6fd7…`，2,083,708 B / SRAM 492,560 B；注意固件非可重现构建，md5 每次重编会变）。</w:t>
       </w:r>
     </w:p>
     <w:p>
@@ -1952,15 +2016,39 @@
         <w:spacing w:after="40"/>
       </w:pPr>
       <w:r>
-        <w:t>| 性能 | 渲染帧率 | 真机 41 FPS（心跳行 `loops/s`）；开启 EPIC 前后对比见性能记录 | `docs/03 §5`、心跳日志 |</w:t>
-      </w:r>
-    </w:p>
-    <w:p>
-      <w:pPr>
-        <w:spacing w:after="40"/>
-      </w:pPr>
-      <w:r>
-        <w:t>| 性能 | 资源占用 | flash 2.06 MB/16 MB（12.26%）；SRAM 489 KB/512 KB（93.35%）；PSRAM 702 KB/8 MB | 构建输出 + `System.map` |</w:t>
+        <w:t>| 性能 | 渲染帧率 | LVGL benchmark 41 FPS（`lvgldemo benchmark`，非心跳行）；页面级实时帧率：原始传感器 12、倾角 25、秒表 9、水平仪 26（心跳 `fps=` 字段，`loops/s` 是主循环次数不是帧率） | `docs/03 §5`、心跳日志 |</w:t>
+      </w:r>
+    </w:p>
+    <w:p>
+      <w:pPr>
+        <w:spacing w:after="40"/>
+      </w:pPr>
+      <w:r>
+        <w:t>| 性能 | 资源占用 | flash 2.08 MB/16 MB（12.42%）；SRAM 492,560 B/512 KB（93.95%）；PSRAM 702 KB/8 MB | 构建输出 + `System.map` |</w:t>
+      </w:r>
+    </w:p>
+    <w:p>
+      <w:pPr>
+        <w:spacing w:after="40"/>
+      </w:pPr>
+      <w:r>
+        <w:t>| 功能 | 主动 + 执行（自主发起） | 晃表 → 检测（窗峰峰 ≥250 mg 且持续 2.5 s）→ Agent 自动开单摆页 → 结果进手表 AI 日志（实测 `AI: 已自动测重力加速度: g = 6.09 m/s^2`）；静止时如实回 `no experiment result` | `docs/evidence/proactive-20260915/` |</w:t>
+      </w:r>
+    </w:p>
+    <w:p>
+      <w:pPr>
+        <w:spacing w:after="40"/>
+      </w:pPr>
+      <w:r>
+        <w:t>| 功能 | ③ 姿态解算 | 真机 `phywear ahrs 20`：AHRS 的 roll/pitch 与加速度计独立解算的倾角一致 ~0.5°；磁开时 yaw 稳定不漂（关磁时 ~2°/s 漂，与估出的 −2.18 dps 零偏吻合） | `docs/evidence/imu-ahrs-20260915/` |</w:t>
+      </w:r>
+    </w:p>
+    <w:p>
+      <w:pPr>
+        <w:spacing w:after="40"/>
+      </w:pPr>
+      <w:r>
+        <w:t>| 功能 | ③ 标定（注入真值对照） | 零偏 +572/−458/+687 mdps（真值 573/−458/688）；重力零偏 +0.020/−0.015/+0.030 g、系数 0.980/1.020/0.990；磁中心 +35/−120/+60 mG（真值 35/−120/60） | `docs/evidence/imu-ui-20260915/` |</w:t>
       </w:r>
     </w:p>
     <w:p>
@@ -2000,7 +2088,7 @@
         <w:spacing w:after="40"/>
       </w:pPr>
       <w:r>
-        <w:t>未达预期/受限项：板载喇叭响度受硬件上限（PA 开关与音量 30%→100% 仅差 1–3 dB）；</w:t>
+        <w:t>未达预期/受限项：③ 姿态精度指标尚无转台真值（只有与加速度计一致性证据），磁软铁只能定到一个未知旋转；主动场景残余——静止/振动桌面下单摆页仍可能给出无效 g（三道有效性门有漏过，约 1 条/70 s）；蓝牙经时间盒探针判定 no-go（片内 LCPU 控制器与协议栈都在，断在 `UART_BTH4`/`NET_BLUETOOTH` 未开与端口 H4 驱动缺 CMakeLists 接线）；SRAM 已达 93.95%（累计新增超「不超过 ~2 KB」额度约 1 KB，已有实测 −45.75 KB 的腾挪方案待定）；板载喇叭响度受硬件上限（PA 开关与音量 30%→100% 仅差 1–3 dB）；</w:t>
       </w:r>
     </w:p>
     <w:p>
@@ -2563,7 +2651,7 @@
         <w:spacing w:after="40"/>
       </w:pPr>
       <w:r>
-        <w:t>抢资源问题）；② 打通 USB CDCACM + SLIP 让真机获得 IP（替代成本更高的蓝牙方案），使在线 LLM 在</w:t>
+        <w:t>抢资源问题 —— 该问题已于 2026-09-15 定位并修复，主动场景已交付）；② 蓝牙经时间盒探针判定 no-go（片内 LCPU 控制器与协议栈都在，断在 `UART_BTH4`/`NET_BLUETOOTH` 未开与端口 H4 驱动缺 CMakeLists 接线，见 `docs/evidence/bt-probe-20260915/`）；③ 打通 USB CDCACM + SLIP 让真机获得 IP，使在线 LLM 在</w:t>
       </w:r>
     </w:p>
     <w:p>

--- a/docs/PhyWear_技术报告_官方模板.docx
+++ b/docs/PhyWear_技术报告_官方模板.docx
@@ -1682,15 +1682,15 @@
         <w:spacing w:after="40"/>
       </w:pPr>
       <w:r>
-        <w:t>- 软件/固件架构：`app/phywear/`（50 个手写源文件 / 19,144 行，另有 5 个生成的 CJK 字体文件，</w:t>
-      </w:r>
-    </w:p>
-    <w:p>
-      <w:pPr>
-        <w:spacing w:after="40"/>
-      </w:pPr>
-      <w:r>
-        <w:t>539 码点）；真机固件 2.08 MB / 16 MB flash（12.42%），SRAM 492,560 B / 512 KB（93.95%）。</w:t>
+        <w:t>- 软件/固件架构（2026-09-18 更新：含 zblue 蓝牙 host 栈的出货构建，本机构建产物 2554008 B；flash 占用随构建变动，以 `docs/evidence/bt-b3-20260918/` 与 `docs/16 §12` 的口径为准）：`app/phywear/`（50 个手写源文件 / 19,144 行，另有 5 个生成的 CJK 字体文件，</w:t>
+      </w:r>
+    </w:p>
+    <w:p>
+      <w:pPr>
+        <w:spacing w:after="40"/>
+      </w:pPr>
+      <w:r>
+        <w:t>572 码点）；真机固件 2.20 MB / 16 MB flash（13.14%），SRAM 487,460 B / 512 KB（92.98%）。</w:t>
       </w:r>
     </w:p>
     <w:p>
@@ -1968,7 +1968,7 @@
         <w:spacing w:after="40"/>
       </w:pPr>
       <w:r>
-        <w:t>固件 md5 见 `docs/06`（当前板上 `7b0a6fd7…`，2,083,708 B / SRAM 492,560 B；注意固件非可重现构建，md5 每次重编会变）。</w:t>
+        <w:t>固件 md5 见 `docs/06`（当前板上 `2e00ecf2…`，2,204,456 B / SRAM 487,460 B；注意固件非可重现构建，md5 每次重编会变）。</w:t>
       </w:r>
     </w:p>
     <w:p>
@@ -2024,7 +2024,7 @@
         <w:spacing w:after="40"/>
       </w:pPr>
       <w:r>
-        <w:t>| 性能 | 资源占用 | flash 2.08 MB/16 MB（12.42%）；SRAM 492,560 B/512 KB（93.95%）；PSRAM 702 KB/8 MB | 构建输出 + `System.map` |</w:t>
+        <w:t>| 性能 | 资源占用 | flash 2.20 MB/16 MB（13.14%）；SRAM 487,460 B/512 KB（92.98%）；PSRAM 702 KB/8 MB | 构建输出 + `System.map` |</w:t>
       </w:r>
     </w:p>
     <w:p>
@@ -2080,15 +2080,39 @@
         <w:spacing w:after="40"/>
       </w:pPr>
       <w:r>
-        <w:t>| 兜底 | 断网 | 离线意图表 13 条 + 工具直执行，不依赖网络 | `agent_loop.c`、真机日志 |</w:t>
-      </w:r>
-    </w:p>
-    <w:p>
-      <w:pPr>
-        <w:spacing w:after="40"/>
-      </w:pPr>
-      <w:r>
-        <w:t>未达预期/受限项：③ 姿态精度指标尚无转台真值（只有与加速度计一致性证据），磁软铁只能定到一个未知旋转；主动场景残余——静止/振动桌面下单摆页仍可能给出无效 g（三道有效性门有漏过，约 1 条/70 s）；蓝牙经时间盒探针判定 no-go（片内 LCPU 控制器与协议栈都在，断在 `UART_BTH4`/`NET_BLUETOOTH` 未开与端口 H4 驱动缺 CMakeLists 接线）；SRAM 已达 93.95%（累计新增超「不超过 ~2 KB」额度约 1 KB，已有实测 −45.75 KB 的腾挪方案待定）；板载喇叭响度受硬件上限（PA 开关与音量 30%→100% 仅差 1–3 dB）；</w:t>
+        <w:t>| 功能 | 蓝牙 B1/B2（2026-09-18） | `[bt] bt_enable rc=0`；GATT 注册 + 可发现广播 rc=0；自检 `SELFTEST PASS`（读数约 1013 mg，句柄 value=0x0010 / ccc=0x0011） | `docs/16` |</w:t>
+      </w:r>
+    </w:p>
+    <w:p>
+      <w:pPr>
+        <w:spacing w:after="40"/>
+      </w:pPr>
+      <w:r>
+        <w:t>| 功能 | 蓝牙 B3（宿主自动验收） | 宿主 hci0 作 BLE 中心：设备 6/6 + 宿主 9/9，退出码 0；出货构建复跑仍全过 | `docs/evidence/bt-b3-20260918/`（含 `SHA256SUMS.txt`） |</w:t>
+      </w:r>
+    </w:p>
+    <w:p>
+      <w:pPr>
+        <w:spacing w:after="40"/>
+      </w:pPr>
+      <w:r>
+        <w:t>| 功能 | 一键设备侧验收 | `tools/pw_accept.py --out &lt;dir&gt;` → 18/18（含句柄结构自检、notify 演练） | `docs/16 §0` |</w:t>
+      </w:r>
+    </w:p>
+    <w:p>
+      <w:pPr>
+        <w:spacing w:after="40"/>
+      </w:pPr>
+      <w:r>
+        <w:t>| 受限 | 网络（任务3） | WiFi 本板硬件不可达（无 wlan 设备 / 无 `CONFIG_WIFI` / 无网卡驱动）⇒ 改走 USB CDC-ACM + SLIP：软件就绪，实测 `rc=-107=-ENOTCONN` ⇒ 只差一根 USB 数据线 | `docs/07`、`docs/16` |</w:t>
+      </w:r>
+    </w:p>
+    <w:p>
+      <w:pPr>
+        <w:spacing w:after="40"/>
+      </w:pPr>
+      <w:r>
+        <w:t>未达预期/受限项：③ 姿态精度指标尚无转台真值（只有与加速度计一致性证据），磁软铁只能定到一个未知旋转；主动场景残余——静止/振动桌面下单摆页仍可能给出无效 g（三道有效性门有漏过，约 1 条/70 s）；蓝牙（2026-09-18 更新）：B1/B2/B3 全部打通并真机实测。阶段 B 两个真根因：①NuttX 的 fd 表按 `task_group` 存放，而 zblue port 把 HCI 命令的 `write()` 放在 Zephyr 系统工作队列线程里 ⇒ 与 `h4_open()` 不同组 ⇒ 恒 `EBADF`，控制器一个字节都没收到（`-EIO` 是 `hci_cmd_done(..UNSPECIFIED)` 伪造 status 的假象）；修法：`h4_send()` 只入队、`write()` 交给同组的 `h4_rx_thread`。②`gatt_notify_mc()` 漏 `data.handle = handle;` ⇒ 通知帧 value handle 恒为 0x0000 被 BlueZ 静默丢弃（设备侧 56 条 `notify rc=0` 全绿、宿主 0 包 —— 「发出去了」不等于「对端收到了」）；修法：补该行。修复后通知帧句柄 0x0010、宿主正常收包。B3 无人化完成：宿主自任 BLE 中心，`tools/pw_bt_b3.py --central` 一条命令跑完复位→扫描/连接/读 16 B/订阅/写 `ping` ⇒ 设备 6/6 + 宿主 9/9、退出码 0。⚠️ 未在真手机（Android/iOS）上点过（宿主 BlueZ 对应手机 nRF Connect 的同一套动作）；⚠️ 广播用随机地址 ⇒ 按名字 `PhyWear` 找、不能按 MAC；SRAM 已降到 85.20%（把只读符号表 `g_allsyms` 由 `.data` 改 `const` 进 flash，−45,952 B，符号解析保留）；轨迹页的相对位移尚无真机手推真值（需人按 `真值测量操作协议.md` 用直尺做，未拿到前不宣称 cm 级精度）；板载喇叭响度受硬件上限（PA 开关与音量 30%→100% 仅差 1–3 dB）；</w:t>
       </w:r>
     </w:p>
     <w:p>
@@ -2239,7 +2263,7 @@
         <w:spacing w:after="40"/>
       </w:pPr>
       <w:r>
-        <w:t>| Token 使用总量 | 小米 MiMo 控制台导出（`docs/token_usage/token_plan_usage_data_202601_202612_2625305870.xlsx`） |</w:t>
+        <w:t>| Token 使用总量 | 两平台合计 4,649,232,675 tokens（约 46.5 亿）：小米 MiMo（Claude Code）451,358,504 · DSH（DeepSeek）4,197,874,171（区间 2026-08-20~09-18，成本 327.98 CNY）；台账与逐行解析见 `docs/token_usage/`（MiMo xlsx + DSH csv），所有数字由文件逐行解析、非估算 |</w:t>
       </w:r>
     </w:p>
     <w:p>
@@ -2651,15 +2675,7 @@
         <w:spacing w:after="40"/>
       </w:pPr>
       <w:r>
-        <w:t>抢资源问题 —— 该问题已于 2026-09-15 定位并修复，主动场景已交付）；② 蓝牙经时间盒探针判定 no-go（片内 LCPU 控制器与协议栈都在，断在 `UART_BTH4`/`NET_BLUETOOTH` 未开与端口 H4 驱动缺 CMakeLists 接线，见 `docs/evidence/bt-probe-20260915/`）；③ 打通 USB CDCACM + SLIP 让真机获得 IP，使在线 LLM 在</w:t>
-      </w:r>
-    </w:p>
-    <w:p>
-      <w:pPr>
-        <w:spacing w:after="40"/>
-      </w:pPr>
-      <w:r>
-        <w:t>真机可用；③ 把 `skill_loader` 的 UTF-8 修复与传感器驱动回流上游。</w:t>
+        <w:t>抢资源问题 —— 该问题已于 2026-09-15 定位并修复，主动场景已交付）；② 蓝牙已从「no-go」翻案并打通 B1/B2/B3（宿主中心设备自动验收 6/6+9/9，退出码 0）（当初判 no-go 的三条断点 —— `UART_BTH4` 未开 / `NET_BLUETOOTH` 未开 / 端口 H4 驱动缺 CMakeLists 接线 —— 都已解决；真正的拦路虎是 NuttX fd 表按 `task_group` 导致 H4 TX 跨组 `write()` 恒 `EBADF`，见 `docs/16`）—— 现 `bt_enable rc=0` + GATT 服务 + 可发现广播 + 服务端自检全过；仅「真手机点一次」未做（宿主 BlueZ 已验证同一套 ATT 动作）；③ 网络：WiFi 本板硬件不可达（已运行期证实）；改走 USB CDC-ACM + SLIP（软件就绪，`rc=-107` ⇒ 只差一根 USB 线；插线后 `phywear net` → `sl0` → 宿主 `slattach` 验到 TCP 才算通过）；③ 把 `skill_loader` 的 UTF-8 修复与传感器驱动回流上游。</w:t>
       </w:r>
     </w:p>
     <w:p>

--- a/docs/PhyWear_技术报告_官方模板.docx
+++ b/docs/PhyWear_技术报告_官方模板.docx
@@ -2380,20 +2380,6 @@
               <w:right w:type="dxa" w:w="120"/>
             </w:tcMar>
           </w:tcPr>
-          <w:p>
-            <w:pPr>
-              <w:spacing w:before="120" w:after="120" w:line="288" w:lineRule="auto"/>
-              <w:ind w:left="0"/>
-              <w:jc w:val="left"/>
-            </w:pPr>
-            <w:r>
-              <w:rPr>
-                <w:rFonts w:eastAsia="等线" w:ascii="Arial" w:cs="Arial" w:hAnsi="Arial"/>
-                <w:sz w:val="22"/>
-              </w:rPr>
-              <w:t>xx%（可估算，请注明口径）</w:t>
-            </w:r>
-          </w:p>
         </w:tc>
       </w:tr>
       <w:tr>
@@ -3319,6 +3305,377 @@
           <w:sz w:val="22"/>
         </w:rPr>
         <w:t xml:space="preserve"> 分支。</w:t>
+      </w:r>
+    </w:p>
+    <w:p>
+      <w:r>
+        <w:br w:type="page"/>
+      </w:r>
+    </w:p>
+    <w:p>
+      <w:r>
+        <w:rPr>
+          <w:b/>
+          <w:sz w:val="32"/>
+        </w:rPr>
+        <w:t>附录：真机证据图集</w:t>
+      </w:r>
+    </w:p>
+    <w:p>
+      <w:r>
+        <w:t>以下均为真机（立创·黄山派 SF32LB52-MOD-1-N16R8）截图，完整证据与校验和见仓库 docs/evidence/ 对应目录。</w:t>
+      </w:r>
+    </w:p>
+    <w:p>
+      <w:r>
+        <w:drawing>
+          <wp:inline xmlns:wp="http://schemas.openxmlformats.org/drawingml/2006/wordprocessingDrawing" xmlns:a="http://schemas.openxmlformats.org/drawingml/2006/main" xmlns:pic="http://schemas.openxmlformats.org/drawingml/2006/picture">
+            <wp:extent cx="2834640" cy="3566160"/>
+            <wp:docPr id="1" name="Picture 1"/>
+            <wp:cNvGraphicFramePr>
+              <a:graphicFrameLocks noChangeAspect="1"/>
+            </wp:cNvGraphicFramePr>
+            <a:graphic>
+              <a:graphicData uri="http://schemas.openxmlformats.org/drawingml/2006/picture">
+                <pic:pic>
+                  <pic:nvPicPr>
+                    <pic:cNvPr id="0" name="v8-01-home.png"/>
+                    <pic:cNvPicPr/>
+                  </pic:nvPicPr>
+                  <pic:blipFill>
+                    <a:blip r:embed="rId6"/>
+                    <a:stretch>
+                      <a:fillRect/>
+                    </a:stretch>
+                  </pic:blipFill>
+                  <pic:spPr>
+                    <a:xfrm>
+                      <a:off x="0" y="0"/>
+                      <a:ext cx="2834640" cy="3566160"/>
+                    </a:xfrm>
+                    <a:prstGeom prst="rect"/>
+                  </pic:spPr>
+                </pic:pic>
+              </a:graphicData>
+            </a:graphic>
+          </wp:inline>
+        </w:drawing>
+      </w:r>
+    </w:p>
+    <w:p>
+      <w:pPr>
+        <w:jc w:val="center"/>
+      </w:pPr>
+      <w:r>
+        <w:t>图 1：UI 原型（v8 设计稿，最终版按用户意见回退到重置前设计）（v8-01-home.png）</w:t>
+      </w:r>
+    </w:p>
+    <w:p>
+      <w:r>
+        <w:drawing>
+          <wp:inline xmlns:wp="http://schemas.openxmlformats.org/drawingml/2006/wordprocessingDrawing" xmlns:a="http://schemas.openxmlformats.org/drawingml/2006/main" xmlns:pic="http://schemas.openxmlformats.org/drawingml/2006/picture">
+            <wp:extent cx="2834640" cy="3270738"/>
+            <wp:docPr id="2" name="Picture 2"/>
+            <wp:cNvGraphicFramePr>
+              <a:graphicFrameLocks noChangeAspect="1"/>
+            </wp:cNvGraphicFramePr>
+            <a:graphic>
+              <a:graphicData uri="http://schemas.openxmlformats.org/drawingml/2006/picture">
+                <pic:pic>
+                  <pic:nvPicPr>
+                    <pic:cNvPr id="0" name="01_board_before_1row.png"/>
+                    <pic:cNvPicPr/>
+                  </pic:nvPicPr>
+                  <pic:blipFill>
+                    <a:blip r:embed="rId7"/>
+                    <a:stretch>
+                      <a:fillRect/>
+                    </a:stretch>
+                  </pic:blipFill>
+                  <pic:spPr>
+                    <a:xfrm>
+                      <a:off x="0" y="0"/>
+                      <a:ext cx="2834640" cy="3270738"/>
+                    </a:xfrm>
+                    <a:prstGeom prst="rect"/>
+                  </pic:spPr>
+                </pic:pic>
+              </a:graphicData>
+            </a:graphic>
+          </wp:inline>
+        </w:drawing>
+      </w:r>
+    </w:p>
+    <w:p>
+      <w:pPr>
+        <w:jc w:val="center"/>
+      </w:pPr>
+      <w:r>
+        <w:t>图 2：真机 UI（重置前设计：主页/板块页/读数页）（01_board_before_1row.png）</w:t>
+      </w:r>
+    </w:p>
+    <w:p>
+      <w:r>
+        <w:drawing>
+          <wp:inline xmlns:wp="http://schemas.openxmlformats.org/drawingml/2006/wordprocessingDrawing" xmlns:a="http://schemas.openxmlformats.org/drawingml/2006/main" xmlns:pic="http://schemas.openxmlformats.org/drawingml/2006/picture">
+            <wp:extent cx="2834640" cy="3270738"/>
+            <wp:docPr id="3" name="Picture 3"/>
+            <wp:cNvGraphicFramePr>
+              <a:graphicFrameLocks noChangeAspect="1"/>
+            </wp:cNvGraphicFramePr>
+            <a:graphic>
+              <a:graphicData uri="http://schemas.openxmlformats.org/drawingml/2006/picture">
+                <pic:pic>
+                  <pic:nvPicPr>
+                    <pic:cNvPr id="0" name="02_board_after_5rows.png"/>
+                    <pic:cNvPicPr/>
+                  </pic:nvPicPr>
+                  <pic:blipFill>
+                    <a:blip r:embed="rId8"/>
+                    <a:stretch>
+                      <a:fillRect/>
+                    </a:stretch>
+                  </pic:blipFill>
+                  <pic:spPr>
+                    <a:xfrm>
+                      <a:off x="0" y="0"/>
+                      <a:ext cx="2834640" cy="3270738"/>
+                    </a:xfrm>
+                    <a:prstGeom prst="rect"/>
+                  </pic:spPr>
+                </pic:pic>
+              </a:graphicData>
+            </a:graphic>
+          </wp:inline>
+        </w:drawing>
+      </w:r>
+    </w:p>
+    <w:p>
+      <w:pPr>
+        <w:jc w:val="center"/>
+      </w:pPr>
+      <w:r>
+        <w:t>图 3：真机 UI（重置前设计：主页/板块页/读数页）（02_board_after_5rows.png）</w:t>
+      </w:r>
+    </w:p>
+    <w:p>
+      <w:r>
+        <w:drawing>
+          <wp:inline xmlns:wp="http://schemas.openxmlformats.org/drawingml/2006/wordprocessingDrawing" xmlns:a="http://schemas.openxmlformats.org/drawingml/2006/main" xmlns:pic="http://schemas.openxmlformats.org/drawingml/2006/picture">
+            <wp:extent cx="2834640" cy="3270738"/>
+            <wp:docPr id="4" name="Picture 4"/>
+            <wp:cNvGraphicFramePr>
+              <a:graphicFrameLocks noChangeAspect="1"/>
+            </wp:cNvGraphicFramePr>
+            <a:graphic>
+              <a:graphicData uri="http://schemas.openxmlformats.org/drawingml/2006/picture">
+                <pic:pic>
+                  <pic:nvPicPr>
+                    <pic:cNvPr id="0" name="btlink_connected.png"/>
+                    <pic:cNvPicPr/>
+                  </pic:nvPicPr>
+                  <pic:blipFill>
+                    <a:blip r:embed="rId9"/>
+                    <a:stretch>
+                      <a:fillRect/>
+                    </a:stretch>
+                  </pic:blipFill>
+                  <pic:spPr>
+                    <a:xfrm>
+                      <a:off x="0" y="0"/>
+                      <a:ext cx="2834640" cy="3270738"/>
+                    </a:xfrm>
+                    <a:prstGeom prst="rect"/>
+                  </pic:spPr>
+                </pic:pic>
+              </a:graphicData>
+            </a:graphic>
+          </wp:inline>
+        </w:drawing>
+      </w:r>
+    </w:p>
+    <w:p>
+      <w:pPr>
+        <w:jc w:val="center"/>
+      </w:pPr>
+      <w:r>
+        <w:t>图 4：蓝牙 UI：主页连接标识（灰/蓝）+ 手表版蓝牙串口页（btlink_connected.png）</w:t>
+      </w:r>
+    </w:p>
+    <w:p>
+      <w:r>
+        <w:drawing>
+          <wp:inline xmlns:wp="http://schemas.openxmlformats.org/drawingml/2006/wordprocessingDrawing" xmlns:a="http://schemas.openxmlformats.org/drawingml/2006/main" xmlns:pic="http://schemas.openxmlformats.org/drawingml/2006/picture">
+            <wp:extent cx="2834640" cy="3270738"/>
+            <wp:docPr id="5" name="Picture 5"/>
+            <wp:cNvGraphicFramePr>
+              <a:graphicFrameLocks noChangeAspect="1"/>
+            </wp:cNvGraphicFramePr>
+            <a:graphic>
+              <a:graphicData uri="http://schemas.openxmlformats.org/drawingml/2006/picture">
+                <pic:pic>
+                  <pic:nvPicPr>
+                    <pic:cNvPr id="0" name="btlink_idle.png"/>
+                    <pic:cNvPicPr/>
+                  </pic:nvPicPr>
+                  <pic:blipFill>
+                    <a:blip r:embed="rId10"/>
+                    <a:stretch>
+                      <a:fillRect/>
+                    </a:stretch>
+                  </pic:blipFill>
+                  <pic:spPr>
+                    <a:xfrm>
+                      <a:off x="0" y="0"/>
+                      <a:ext cx="2834640" cy="3270738"/>
+                    </a:xfrm>
+                    <a:prstGeom prst="rect"/>
+                  </pic:spPr>
+                </pic:pic>
+              </a:graphicData>
+            </a:graphic>
+          </wp:inline>
+        </w:drawing>
+      </w:r>
+    </w:p>
+    <w:p>
+      <w:pPr>
+        <w:jc w:val="center"/>
+      </w:pPr>
+      <w:r>
+        <w:t>图 5：蓝牙 UI：主页连接标识（灰/蓝）+ 手表版蓝牙串口页（btlink_idle.png）</w:t>
+      </w:r>
+    </w:p>
+    <w:p>
+      <w:r>
+        <w:drawing>
+          <wp:inline xmlns:wp="http://schemas.openxmlformats.org/drawingml/2006/wordprocessingDrawing" xmlns:a="http://schemas.openxmlformats.org/drawingml/2006/main" xmlns:pic="http://schemas.openxmlformats.org/drawingml/2006/picture">
+            <wp:extent cx="2834640" cy="3270738"/>
+            <wp:docPr id="6" name="Picture 6"/>
+            <wp:cNvGraphicFramePr>
+              <a:graphicFrameLocks noChangeAspect="1"/>
+            </wp:cNvGraphicFramePr>
+            <a:graphic>
+              <a:graphicData uri="http://schemas.openxmlformats.org/drawingml/2006/picture">
+                <pic:pic>
+                  <pic:nvPicPr>
+                    <pic:cNvPr id="0" name="gui-root.png"/>
+                    <pic:cNvPicPr/>
+                  </pic:nvPicPr>
+                  <pic:blipFill>
+                    <a:blip r:embed="rId11"/>
+                    <a:stretch>
+                      <a:fillRect/>
+                    </a:stretch>
+                  </pic:blipFill>
+                  <pic:spPr>
+                    <a:xfrm>
+                      <a:off x="0" y="0"/>
+                      <a:ext cx="2834640" cy="3270738"/>
+                    </a:xfrm>
+                    <a:prstGeom prst="rect"/>
+                  </pic:spPr>
+                </pic:pic>
+              </a:graphicData>
+            </a:graphic>
+          </wp:inline>
+        </w:drawing>
+      </w:r>
+    </w:p>
+    <w:p>
+      <w:pPr>
+        <w:jc w:val="center"/>
+      </w:pPr>
+      <w:r>
+        <w:t>图 6：一键设备侧验收 18/18（含句柄结构自检与 notify 演练）（gui-root.png）</w:t>
+      </w:r>
+    </w:p>
+    <w:p>
+      <w:r>
+        <w:drawing>
+          <wp:inline xmlns:wp="http://schemas.openxmlformats.org/drawingml/2006/wordprocessingDrawing" xmlns:a="http://schemas.openxmlformats.org/drawingml/2006/main" xmlns:pic="http://schemas.openxmlformats.org/drawingml/2006/picture">
+            <wp:extent cx="2834640" cy="3270738"/>
+            <wp:docPr id="7" name="Picture 7"/>
+            <wp:cNvGraphicFramePr>
+              <a:graphicFrameLocks noChangeAspect="1"/>
+            </wp:cNvGraphicFramePr>
+            <a:graphic>
+              <a:graphicData uri="http://schemas.openxmlformats.org/drawingml/2006/picture">
+                <pic:pic>
+                  <pic:nvPicPr>
+                    <pic:cNvPr id="0" name="00_root.png"/>
+                    <pic:cNvPicPr/>
+                  </pic:nvPicPr>
+                  <pic:blipFill>
+                    <a:blip r:embed="rId12"/>
+                    <a:stretch>
+                      <a:fillRect/>
+                    </a:stretch>
+                  </pic:blipFill>
+                  <pic:spPr>
+                    <a:xfrm>
+                      <a:off x="0" y="0"/>
+                      <a:ext cx="2834640" cy="3270738"/>
+                    </a:xfrm>
+                    <a:prstGeom prst="rect"/>
+                  </pic:spPr>
+                </pic:pic>
+              </a:graphicData>
+            </a:graphic>
+          </wp:inline>
+        </w:drawing>
+      </w:r>
+    </w:p>
+    <w:p>
+      <w:pPr>
+        <w:jc w:val="center"/>
+      </w:pPr>
+      <w:r>
+        <w:t>图 7：真机页面截图（早期批次）（00_root.png）</w:t>
+      </w:r>
+    </w:p>
+    <w:p>
+      <w:r>
+        <w:drawing>
+          <wp:inline xmlns:wp="http://schemas.openxmlformats.org/drawingml/2006/wordprocessingDrawing" xmlns:a="http://schemas.openxmlformats.org/drawingml/2006/main" xmlns:pic="http://schemas.openxmlformats.org/drawingml/2006/picture">
+            <wp:extent cx="2834640" cy="3695655"/>
+            <wp:docPr id="8" name="Picture 8"/>
+            <wp:cNvGraphicFramePr>
+              <a:graphicFrameLocks noChangeAspect="1"/>
+            </wp:cNvGraphicFramePr>
+            <a:graphic>
+              <a:graphicData uri="http://schemas.openxmlformats.org/drawingml/2006/picture">
+                <pic:pic>
+                  <pic:nvPicPr>
+                    <pic:cNvPr id="0" name="00_主页面总览.png"/>
+                    <pic:cNvPicPr/>
+                  </pic:nvPicPr>
+                  <pic:blipFill>
+                    <a:blip r:embed="rId13"/>
+                    <a:stretch>
+                      <a:fillRect/>
+                    </a:stretch>
+                  </pic:blipFill>
+                  <pic:spPr>
+                    <a:xfrm>
+                      <a:off x="0" y="0"/>
+                      <a:ext cx="2834640" cy="3695655"/>
+                    </a:xfrm>
+                    <a:prstGeom prst="rect"/>
+                  </pic:spPr>
+                </pic:pic>
+              </a:graphicData>
+            </a:graphic>
+          </wp:inline>
+        </w:drawing>
+      </w:r>
+    </w:p>
+    <w:p>
+      <w:pPr>
+        <w:jc w:val="center"/>
+      </w:pPr>
+      <w:r>
+        <w:t>图 8：真机页面截图（早期批次）（00_主页面总览.png）</w:t>
       </w:r>
     </w:p>
     <w:sectPr>

--- a/docs/PhyWear_技术报告_官方模板.docx
+++ b/docs/PhyWear_技术报告_官方模板.docx
@@ -1971,142 +1971,702 @@
         <w:t>固件 md5 见 `docs/06`（当前板上 `2e00ecf2…`，2,204,456 B / SRAM 487,460 B；注意固件非可重现构建，md5 每次重编会变）。</w:t>
       </w:r>
     </w:p>
-    <w:p>
-      <w:pPr>
-        <w:spacing w:after="40"/>
-      </w:pPr>
-      <w:r>
-        <w:t>| 类别 | 项目 | 实测结果 | 依据 |</w:t>
-      </w:r>
-    </w:p>
-    <w:p>
-      <w:pPr>
-        <w:spacing w:after="40"/>
-      </w:pPr>
-      <w:r>
-        <w:t>|---|---|---|---|</w:t>
-      </w:r>
-    </w:p>
-    <w:p>
-      <w:pPr>
-        <w:spacing w:after="40"/>
-      </w:pPr>
-      <w:r>
-        <w:t>| 功能 | 主菜单/16 页面/触控/语言切换 | 全部可用；组页点击卡死已修 | `docs/evidence/realboard-20260912/`（26 张真机截图） |</w:t>
-      </w:r>
-    </w:p>
-    <w:p>
-      <w:pPr>
-        <w:spacing w:after="40"/>
-      </w:pPr>
-      <w:r>
-        <w:t>| 功能 | 声学闭环（放音 + 收音） | 1 kHz 放音时麦克风峰值约 12,000 LSB（−8.4 dBFS），环境噪声约 570 LSB | `docs/evidence/acoustic-20260913/` |</w:t>
-      </w:r>
-    </w:p>
-    <w:p>
-      <w:pPr>
-        <w:spacing w:after="40"/>
-      </w:pPr>
-      <w:r>
-        <w:t>| 功能 | AI 工具（真机离线） | `ask 打开单摆` → 界面切页；`读加速度` → `ax/ay/az` 真实读数（az≈−1009 mg） | `docs/evidence/ai-coach-20260913/` |</w:t>
-      </w:r>
-    </w:p>
-    <w:p>
-      <w:pPr>
-        <w:spacing w:after="40"/>
-      </w:pPr>
-      <w:r>
-        <w:t>| 性能 | 渲染帧率 | LVGL benchmark 41 FPS（`lvgldemo benchmark`，非心跳行）；页面级实时帧率：原始传感器 12、倾角 25、秒表 9、水平仪 26（心跳 `fps=` 字段，`loops/s` 是主循环次数不是帧率） | `docs/03 §5`、心跳日志 |</w:t>
-      </w:r>
-    </w:p>
-    <w:p>
-      <w:pPr>
-        <w:spacing w:after="40"/>
-      </w:pPr>
-      <w:r>
-        <w:t>| 性能 | 资源占用 | flash 2.20 MB/16 MB（13.14%）；SRAM 487,460 B/512 KB（92.98%）；PSRAM 702 KB/8 MB | 构建输出 + `System.map` |</w:t>
-      </w:r>
-    </w:p>
-    <w:p>
-      <w:pPr>
-        <w:spacing w:after="40"/>
-      </w:pPr>
-      <w:r>
-        <w:t>| 功能 | 主动 + 执行（自主发起） | 晃表 → 检测（窗峰峰 ≥250 mg 且持续 2.5 s）→ Agent 自动开单摆页 → 结果进手表 AI 日志（实测 `AI: 已自动测重力加速度: g = 6.09 m/s^2`）；静止时如实回 `no experiment result` | `docs/evidence/proactive-20260915/` |</w:t>
-      </w:r>
-    </w:p>
-    <w:p>
-      <w:pPr>
-        <w:spacing w:after="40"/>
-      </w:pPr>
-      <w:r>
-        <w:t>| 功能 | ③ 姿态解算 | 真机 `phywear ahrs 20`：AHRS 的 roll/pitch 与加速度计独立解算的倾角一致 ~0.5°；磁开时 yaw 稳定不漂（关磁时 ~2°/s 漂，与估出的 −2.18 dps 零偏吻合） | `docs/evidence/imu-ahrs-20260915/` |</w:t>
-      </w:r>
-    </w:p>
-    <w:p>
-      <w:pPr>
-        <w:spacing w:after="40"/>
-      </w:pPr>
-      <w:r>
-        <w:t>| 功能 | ③ 标定（注入真值对照） | 零偏 +572/−458/+687 mdps（真值 573/−458/688）；重力零偏 +0.020/−0.015/+0.030 g、系数 0.980/1.020/0.990；磁中心 +35/−120/+60 mG（真值 35/−120/60） | `docs/evidence/imu-ui-20260915/` |</w:t>
-      </w:r>
-    </w:p>
-    <w:p>
-      <w:pPr>
-        <w:spacing w:after="40"/>
-      </w:pPr>
-      <w:r>
-        <w:t>| 性能 | LLM 端到端 | 一轮问答 20 s（5 轮迭代、4 次工具调用），单次 LLM 延迟 2.9–7.7 s | `docs/evidence/llm-20260913/` |</w:t>
-      </w:r>
-    </w:p>
-    <w:p>
-      <w:pPr>
-        <w:spacing w:after="40"/>
-      </w:pPr>
-      <w:r>
-        <w:t>| 稳定性 | 连续运行 | 连续 5/5、6/6 复位启动正常；声学场景 7 分钟泡机 0 复位、心跳连续 | `docs/06` |</w:t>
-      </w:r>
-    </w:p>
-    <w:p>
-      <w:pPr>
-        <w:spacing w:after="40"/>
-      </w:pPr>
-      <w:r>
-        <w:t>| 稳定性 | 异常恢复 | 2 秒以上 GUI 心跳缺失即判定 GUI 线程异常（30 s 一行心跳） | `docs/06` |</w:t>
-      </w:r>
-    </w:p>
-    <w:p>
-      <w:pPr>
-        <w:spacing w:after="40"/>
-      </w:pPr>
-      <w:r>
-        <w:t>| 功能 | 蓝牙 B1/B2（2026-09-18） | `[bt] bt_enable rc=0`；GATT 注册 + 可发现广播 rc=0；自检 `SELFTEST PASS`（读数约 1013 mg，句柄 value=0x0010 / ccc=0x0011） | `docs/16` |</w:t>
-      </w:r>
-    </w:p>
-    <w:p>
-      <w:pPr>
-        <w:spacing w:after="40"/>
-      </w:pPr>
-      <w:r>
-        <w:t>| 功能 | 蓝牙 B3（宿主自动验收） | 宿主 hci0 作 BLE 中心：设备 6/6 + 宿主 9/9，退出码 0；出货构建复跑仍全过 | `docs/evidence/bt-b3-20260918/`（含 `SHA256SUMS.txt`） |</w:t>
-      </w:r>
-    </w:p>
-    <w:p>
-      <w:pPr>
-        <w:spacing w:after="40"/>
-      </w:pPr>
-      <w:r>
-        <w:t>| 功能 | 一键设备侧验收 | `tools/pw_accept.py --out &lt;dir&gt;` → 18/18（含句柄结构自检、notify 演练） | `docs/16 §0` |</w:t>
-      </w:r>
-    </w:p>
-    <w:p>
-      <w:pPr>
-        <w:spacing w:after="40"/>
-      </w:pPr>
-      <w:r>
-        <w:t>| 受限 | 网络（任务3） | WiFi 本板硬件不可达（无 wlan 设备 / 无 `CONFIG_WIFI` / 无网卡驱动）⇒ 改走 USB CDC-ACM + SLIP：软件就绪，实测 `rc=-107=-ENOTCONN` ⇒ 只差一根 USB 数据线 | `docs/07`、`docs/16` |</w:t>
-      </w:r>
-    </w:p>
+    <w:tbl>
+      <w:tblPr>
+        <w:tblW w:type="auto" w:w="0"/>
+        <w:tblLook w:firstColumn="1" w:firstRow="1" w:lastColumn="0" w:lastRow="0" w:noHBand="0" w:noVBand="1" w:val="04A0"/>
+      </w:tblPr>
+      <w:tblGrid>
+        <w:gridCol w:w="2256"/>
+        <w:gridCol w:w="2256"/>
+        <w:gridCol w:w="2256"/>
+        <w:gridCol w:w="2256"/>
+      </w:tblGrid>
+      <w:tr>
+        <w:tc>
+          <w:tcPr>
+            <w:tcW w:type="dxa" w:w="2256"/>
+          </w:tcPr>
+          <w:p>
+            <w:r>
+              <w:rPr>
+                <w:b/>
+              </w:rPr>
+              <w:t>类别</w:t>
+            </w:r>
+          </w:p>
+        </w:tc>
+        <w:tc>
+          <w:tcPr>
+            <w:tcW w:type="dxa" w:w="2256"/>
+          </w:tcPr>
+          <w:p>
+            <w:r>
+              <w:rPr>
+                <w:b/>
+              </w:rPr>
+              <w:t>项目</w:t>
+            </w:r>
+          </w:p>
+        </w:tc>
+        <w:tc>
+          <w:tcPr>
+            <w:tcW w:type="dxa" w:w="2256"/>
+          </w:tcPr>
+          <w:p>
+            <w:r>
+              <w:rPr>
+                <w:b/>
+              </w:rPr>
+              <w:t>实测结果</w:t>
+            </w:r>
+          </w:p>
+        </w:tc>
+        <w:tc>
+          <w:tcPr>
+            <w:tcW w:type="dxa" w:w="2256"/>
+          </w:tcPr>
+          <w:p>
+            <w:r>
+              <w:rPr>
+                <w:b/>
+              </w:rPr>
+              <w:t>依据</w:t>
+            </w:r>
+          </w:p>
+        </w:tc>
+      </w:tr>
+      <w:tr>
+        <w:tc>
+          <w:tcPr>
+            <w:tcW w:type="dxa" w:w="2256"/>
+          </w:tcPr>
+          <w:p>
+            <w:r>
+              <w:t>功能</w:t>
+            </w:r>
+          </w:p>
+        </w:tc>
+        <w:tc>
+          <w:tcPr>
+            <w:tcW w:type="dxa" w:w="2256"/>
+          </w:tcPr>
+          <w:p>
+            <w:r>
+              <w:t>主菜单/16 页面/触控/语言切换</w:t>
+            </w:r>
+          </w:p>
+        </w:tc>
+        <w:tc>
+          <w:tcPr>
+            <w:tcW w:type="dxa" w:w="2256"/>
+          </w:tcPr>
+          <w:p>
+            <w:r>
+              <w:t>全部可用；组页点击卡死已修</w:t>
+            </w:r>
+          </w:p>
+        </w:tc>
+        <w:tc>
+          <w:tcPr>
+            <w:tcW w:type="dxa" w:w="2256"/>
+          </w:tcPr>
+          <w:p>
+            <w:r>
+              <w:t>`docs/evidence/realboard-20260912/`（26 张真机截图）</w:t>
+            </w:r>
+          </w:p>
+        </w:tc>
+      </w:tr>
+      <w:tr>
+        <w:tc>
+          <w:tcPr>
+            <w:tcW w:type="dxa" w:w="2256"/>
+          </w:tcPr>
+          <w:p>
+            <w:r>
+              <w:t>功能</w:t>
+            </w:r>
+          </w:p>
+        </w:tc>
+        <w:tc>
+          <w:tcPr>
+            <w:tcW w:type="dxa" w:w="2256"/>
+          </w:tcPr>
+          <w:p>
+            <w:r>
+              <w:t>声学闭环（放音 + 收音）</w:t>
+            </w:r>
+          </w:p>
+        </w:tc>
+        <w:tc>
+          <w:tcPr>
+            <w:tcW w:type="dxa" w:w="2256"/>
+          </w:tcPr>
+          <w:p>
+            <w:r>
+              <w:t>1 kHz 放音时麦克风峰值约 12,000 LSB（−8.4 dBFS），环境噪声约 570 LSB</w:t>
+            </w:r>
+          </w:p>
+        </w:tc>
+        <w:tc>
+          <w:tcPr>
+            <w:tcW w:type="dxa" w:w="2256"/>
+          </w:tcPr>
+          <w:p>
+            <w:r>
+              <w:t>`docs/evidence/acoustic-20260913/`</w:t>
+            </w:r>
+          </w:p>
+        </w:tc>
+      </w:tr>
+      <w:tr>
+        <w:tc>
+          <w:tcPr>
+            <w:tcW w:type="dxa" w:w="2256"/>
+          </w:tcPr>
+          <w:p>
+            <w:r>
+              <w:t>功能</w:t>
+            </w:r>
+          </w:p>
+        </w:tc>
+        <w:tc>
+          <w:tcPr>
+            <w:tcW w:type="dxa" w:w="2256"/>
+          </w:tcPr>
+          <w:p>
+            <w:r>
+              <w:t>AI 工具（真机离线）</w:t>
+            </w:r>
+          </w:p>
+        </w:tc>
+        <w:tc>
+          <w:tcPr>
+            <w:tcW w:type="dxa" w:w="2256"/>
+          </w:tcPr>
+          <w:p>
+            <w:r>
+              <w:t>`ask 打开单摆` → 界面切页；`读加速度` → `ax/ay/az` 真实读数（az≈−1009 mg）</w:t>
+            </w:r>
+          </w:p>
+        </w:tc>
+        <w:tc>
+          <w:tcPr>
+            <w:tcW w:type="dxa" w:w="2256"/>
+          </w:tcPr>
+          <w:p>
+            <w:r>
+              <w:t>`docs/evidence/ai-coach-20260913/`</w:t>
+            </w:r>
+          </w:p>
+        </w:tc>
+      </w:tr>
+      <w:tr>
+        <w:tc>
+          <w:tcPr>
+            <w:tcW w:type="dxa" w:w="2256"/>
+          </w:tcPr>
+          <w:p>
+            <w:r>
+              <w:t>性能</w:t>
+            </w:r>
+          </w:p>
+        </w:tc>
+        <w:tc>
+          <w:tcPr>
+            <w:tcW w:type="dxa" w:w="2256"/>
+          </w:tcPr>
+          <w:p>
+            <w:r>
+              <w:t>渲染帧率</w:t>
+            </w:r>
+          </w:p>
+        </w:tc>
+        <w:tc>
+          <w:tcPr>
+            <w:tcW w:type="dxa" w:w="2256"/>
+          </w:tcPr>
+          <w:p>
+            <w:r>
+              <w:t>LVGL benchmark 41 FPS（`lvgldemo benchmark`，非心跳行）；页面级实时帧率：原始传感器 12、倾角 25、秒表 9、水平仪 26（心跳 `fps=` 字段，`loops/s` 是主循环次数不是帧率）</w:t>
+            </w:r>
+          </w:p>
+        </w:tc>
+        <w:tc>
+          <w:tcPr>
+            <w:tcW w:type="dxa" w:w="2256"/>
+          </w:tcPr>
+          <w:p>
+            <w:r>
+              <w:t>`docs/03 §5`、心跳日志</w:t>
+            </w:r>
+          </w:p>
+        </w:tc>
+      </w:tr>
+      <w:tr>
+        <w:tc>
+          <w:tcPr>
+            <w:tcW w:type="dxa" w:w="2256"/>
+          </w:tcPr>
+          <w:p>
+            <w:r>
+              <w:t>性能</w:t>
+            </w:r>
+          </w:p>
+        </w:tc>
+        <w:tc>
+          <w:tcPr>
+            <w:tcW w:type="dxa" w:w="2256"/>
+          </w:tcPr>
+          <w:p>
+            <w:r>
+              <w:t>资源占用</w:t>
+            </w:r>
+          </w:p>
+        </w:tc>
+        <w:tc>
+          <w:tcPr>
+            <w:tcW w:type="dxa" w:w="2256"/>
+          </w:tcPr>
+          <w:p>
+            <w:r>
+              <w:t>flash 2.20 MB/16 MB（13.14%）；SRAM 487,460 B/512 KB（92.98%）；PSRAM 702 KB/8 MB</w:t>
+            </w:r>
+          </w:p>
+        </w:tc>
+        <w:tc>
+          <w:tcPr>
+            <w:tcW w:type="dxa" w:w="2256"/>
+          </w:tcPr>
+          <w:p>
+            <w:r>
+              <w:t>构建输出 + `System.map`</w:t>
+            </w:r>
+          </w:p>
+        </w:tc>
+      </w:tr>
+      <w:tr>
+        <w:tc>
+          <w:tcPr>
+            <w:tcW w:type="dxa" w:w="2256"/>
+          </w:tcPr>
+          <w:p>
+            <w:r>
+              <w:t>功能</w:t>
+            </w:r>
+          </w:p>
+        </w:tc>
+        <w:tc>
+          <w:tcPr>
+            <w:tcW w:type="dxa" w:w="2256"/>
+          </w:tcPr>
+          <w:p>
+            <w:r>
+              <w:t>主动 + 执行（自主发起）</w:t>
+            </w:r>
+          </w:p>
+        </w:tc>
+        <w:tc>
+          <w:tcPr>
+            <w:tcW w:type="dxa" w:w="2256"/>
+          </w:tcPr>
+          <w:p>
+            <w:r>
+              <w:t>晃表 → 检测（窗峰峰 ≥250 mg 且持续 2.5 s）→ Agent 自动开单摆页 → 结果进手表 AI 日志（实测 `AI: 已自动测重力加速度: g = 6.09 m/s^2`）；静止时如实回 `no experiment result`</w:t>
+            </w:r>
+          </w:p>
+        </w:tc>
+        <w:tc>
+          <w:tcPr>
+            <w:tcW w:type="dxa" w:w="2256"/>
+          </w:tcPr>
+          <w:p>
+            <w:r>
+              <w:t>`docs/evidence/proactive-20260915/`</w:t>
+            </w:r>
+          </w:p>
+        </w:tc>
+      </w:tr>
+      <w:tr>
+        <w:tc>
+          <w:tcPr>
+            <w:tcW w:type="dxa" w:w="2256"/>
+          </w:tcPr>
+          <w:p>
+            <w:r>
+              <w:t>功能</w:t>
+            </w:r>
+          </w:p>
+        </w:tc>
+        <w:tc>
+          <w:tcPr>
+            <w:tcW w:type="dxa" w:w="2256"/>
+          </w:tcPr>
+          <w:p>
+            <w:r>
+              <w:t>③ 姿态解算</w:t>
+            </w:r>
+          </w:p>
+        </w:tc>
+        <w:tc>
+          <w:tcPr>
+            <w:tcW w:type="dxa" w:w="2256"/>
+          </w:tcPr>
+          <w:p>
+            <w:r>
+              <w:t>真机 `phywear ahrs 20`：AHRS 的 roll/pitch 与加速度计独立解算的倾角一致 ~0.5°；磁开时 yaw 稳定不漂（关磁时 ~2°/s 漂，与估出的 −2.18 dps 零偏吻合）</w:t>
+            </w:r>
+          </w:p>
+        </w:tc>
+        <w:tc>
+          <w:tcPr>
+            <w:tcW w:type="dxa" w:w="2256"/>
+          </w:tcPr>
+          <w:p>
+            <w:r>
+              <w:t>`docs/evidence/imu-ahrs-20260915/`</w:t>
+            </w:r>
+          </w:p>
+        </w:tc>
+      </w:tr>
+      <w:tr>
+        <w:tc>
+          <w:tcPr>
+            <w:tcW w:type="dxa" w:w="2256"/>
+          </w:tcPr>
+          <w:p>
+            <w:r>
+              <w:t>功能</w:t>
+            </w:r>
+          </w:p>
+        </w:tc>
+        <w:tc>
+          <w:tcPr>
+            <w:tcW w:type="dxa" w:w="2256"/>
+          </w:tcPr>
+          <w:p>
+            <w:r>
+              <w:t>③ 标定（注入真值对照）</w:t>
+            </w:r>
+          </w:p>
+        </w:tc>
+        <w:tc>
+          <w:tcPr>
+            <w:tcW w:type="dxa" w:w="2256"/>
+          </w:tcPr>
+          <w:p>
+            <w:r>
+              <w:t>零偏 +572/−458/+687 mdps（真值 573/−458/688）；重力零偏 +0.020/−0.015/+0.030 g、系数 0.980/1.020/0.990；磁中心 +35/−120/+60 mG（真值 35/−120/60）</w:t>
+            </w:r>
+          </w:p>
+        </w:tc>
+        <w:tc>
+          <w:tcPr>
+            <w:tcW w:type="dxa" w:w="2256"/>
+          </w:tcPr>
+          <w:p>
+            <w:r>
+              <w:t>`docs/evidence/imu-ui-20260915/`</w:t>
+            </w:r>
+          </w:p>
+        </w:tc>
+      </w:tr>
+      <w:tr>
+        <w:tc>
+          <w:tcPr>
+            <w:tcW w:type="dxa" w:w="2256"/>
+          </w:tcPr>
+          <w:p>
+            <w:r>
+              <w:t>性能</w:t>
+            </w:r>
+          </w:p>
+        </w:tc>
+        <w:tc>
+          <w:tcPr>
+            <w:tcW w:type="dxa" w:w="2256"/>
+          </w:tcPr>
+          <w:p>
+            <w:r>
+              <w:t>LLM 端到端</w:t>
+            </w:r>
+          </w:p>
+        </w:tc>
+        <w:tc>
+          <w:tcPr>
+            <w:tcW w:type="dxa" w:w="2256"/>
+          </w:tcPr>
+          <w:p>
+            <w:r>
+              <w:t>一轮问答 20 s（5 轮迭代、4 次工具调用），单次 LLM 延迟 2.9–7.7 s</w:t>
+            </w:r>
+          </w:p>
+        </w:tc>
+        <w:tc>
+          <w:tcPr>
+            <w:tcW w:type="dxa" w:w="2256"/>
+          </w:tcPr>
+          <w:p>
+            <w:r>
+              <w:t>`docs/evidence/llm-20260913/`</w:t>
+            </w:r>
+          </w:p>
+        </w:tc>
+      </w:tr>
+      <w:tr>
+        <w:tc>
+          <w:tcPr>
+            <w:tcW w:type="dxa" w:w="2256"/>
+          </w:tcPr>
+          <w:p>
+            <w:r>
+              <w:t>稳定性</w:t>
+            </w:r>
+          </w:p>
+        </w:tc>
+        <w:tc>
+          <w:tcPr>
+            <w:tcW w:type="dxa" w:w="2256"/>
+          </w:tcPr>
+          <w:p>
+            <w:r>
+              <w:t>连续运行</w:t>
+            </w:r>
+          </w:p>
+        </w:tc>
+        <w:tc>
+          <w:tcPr>
+            <w:tcW w:type="dxa" w:w="2256"/>
+          </w:tcPr>
+          <w:p>
+            <w:r>
+              <w:t>连续 5/5、6/6 复位启动正常；声学场景 7 分钟泡机 0 复位、心跳连续</w:t>
+            </w:r>
+          </w:p>
+        </w:tc>
+        <w:tc>
+          <w:tcPr>
+            <w:tcW w:type="dxa" w:w="2256"/>
+          </w:tcPr>
+          <w:p>
+            <w:r>
+              <w:t>`docs/06`</w:t>
+            </w:r>
+          </w:p>
+        </w:tc>
+      </w:tr>
+      <w:tr>
+        <w:tc>
+          <w:tcPr>
+            <w:tcW w:type="dxa" w:w="2256"/>
+          </w:tcPr>
+          <w:p>
+            <w:r>
+              <w:t>稳定性</w:t>
+            </w:r>
+          </w:p>
+        </w:tc>
+        <w:tc>
+          <w:tcPr>
+            <w:tcW w:type="dxa" w:w="2256"/>
+          </w:tcPr>
+          <w:p>
+            <w:r>
+              <w:t>异常恢复</w:t>
+            </w:r>
+          </w:p>
+        </w:tc>
+        <w:tc>
+          <w:tcPr>
+            <w:tcW w:type="dxa" w:w="2256"/>
+          </w:tcPr>
+          <w:p>
+            <w:r>
+              <w:t>2 秒以上 GUI 心跳缺失即判定 GUI 线程异常（30 s 一行心跳）</w:t>
+            </w:r>
+          </w:p>
+        </w:tc>
+        <w:tc>
+          <w:tcPr>
+            <w:tcW w:type="dxa" w:w="2256"/>
+          </w:tcPr>
+          <w:p>
+            <w:r>
+              <w:t>`docs/06`</w:t>
+            </w:r>
+          </w:p>
+        </w:tc>
+      </w:tr>
+      <w:tr>
+        <w:tc>
+          <w:tcPr>
+            <w:tcW w:type="dxa" w:w="2256"/>
+          </w:tcPr>
+          <w:p>
+            <w:r>
+              <w:t>功能</w:t>
+            </w:r>
+          </w:p>
+        </w:tc>
+        <w:tc>
+          <w:tcPr>
+            <w:tcW w:type="dxa" w:w="2256"/>
+          </w:tcPr>
+          <w:p>
+            <w:r>
+              <w:t>蓝牙 B1/B2（2026-09-18）</w:t>
+            </w:r>
+          </w:p>
+        </w:tc>
+        <w:tc>
+          <w:tcPr>
+            <w:tcW w:type="dxa" w:w="2256"/>
+          </w:tcPr>
+          <w:p>
+            <w:r>
+              <w:t>`[bt] bt_enable rc=0`；GATT 注册 + 可发现广播 rc=0；自检 `SELFTEST PASS`（读数约 1013 mg，句柄 value=0x0010 / ccc=0x0011）</w:t>
+            </w:r>
+          </w:p>
+        </w:tc>
+        <w:tc>
+          <w:tcPr>
+            <w:tcW w:type="dxa" w:w="2256"/>
+          </w:tcPr>
+          <w:p>
+            <w:r>
+              <w:t>`docs/16`</w:t>
+            </w:r>
+          </w:p>
+        </w:tc>
+      </w:tr>
+      <w:tr>
+        <w:tc>
+          <w:tcPr>
+            <w:tcW w:type="dxa" w:w="2256"/>
+          </w:tcPr>
+          <w:p>
+            <w:r>
+              <w:t>功能</w:t>
+            </w:r>
+          </w:p>
+        </w:tc>
+        <w:tc>
+          <w:tcPr>
+            <w:tcW w:type="dxa" w:w="2256"/>
+          </w:tcPr>
+          <w:p>
+            <w:r>
+              <w:t>蓝牙 B3（宿主自动验收）</w:t>
+            </w:r>
+          </w:p>
+        </w:tc>
+        <w:tc>
+          <w:tcPr>
+            <w:tcW w:type="dxa" w:w="2256"/>
+          </w:tcPr>
+          <w:p>
+            <w:r>
+              <w:t>宿主 hci0 作 BLE 中心：设备 6/6 + 宿主 9/9，退出码 0；出货构建复跑仍全过</w:t>
+            </w:r>
+          </w:p>
+        </w:tc>
+        <w:tc>
+          <w:tcPr>
+            <w:tcW w:type="dxa" w:w="2256"/>
+          </w:tcPr>
+          <w:p>
+            <w:r>
+              <w:t>`docs/evidence/bt-b3-20260918/`（含 `SHA256SUMS.txt`）</w:t>
+            </w:r>
+          </w:p>
+        </w:tc>
+      </w:tr>
+      <w:tr>
+        <w:tc>
+          <w:tcPr>
+            <w:tcW w:type="dxa" w:w="2256"/>
+          </w:tcPr>
+          <w:p>
+            <w:r>
+              <w:t>功能</w:t>
+            </w:r>
+          </w:p>
+        </w:tc>
+        <w:tc>
+          <w:tcPr>
+            <w:tcW w:type="dxa" w:w="2256"/>
+          </w:tcPr>
+          <w:p>
+            <w:r>
+              <w:t>一键设备侧验收</w:t>
+            </w:r>
+          </w:p>
+        </w:tc>
+        <w:tc>
+          <w:tcPr>
+            <w:tcW w:type="dxa" w:w="2256"/>
+          </w:tcPr>
+          <w:p>
+            <w:r>
+              <w:t>`tools/pw_accept.py --out &lt;dir&gt;` → 18/18（含句柄结构自检、notify 演练）</w:t>
+            </w:r>
+          </w:p>
+        </w:tc>
+        <w:tc>
+          <w:tcPr>
+            <w:tcW w:type="dxa" w:w="2256"/>
+          </w:tcPr>
+          <w:p>
+            <w:r>
+              <w:t>`docs/16 §0`</w:t>
+            </w:r>
+          </w:p>
+        </w:tc>
+      </w:tr>
+      <w:tr>
+        <w:tc>
+          <w:tcPr>
+            <w:tcW w:type="dxa" w:w="2256"/>
+          </w:tcPr>
+          <w:p>
+            <w:r>
+              <w:t>受限</w:t>
+            </w:r>
+          </w:p>
+        </w:tc>
+        <w:tc>
+          <w:tcPr>
+            <w:tcW w:type="dxa" w:w="2256"/>
+          </w:tcPr>
+          <w:p>
+            <w:r>
+              <w:t>网络（任务3）</w:t>
+            </w:r>
+          </w:p>
+        </w:tc>
+        <w:tc>
+          <w:tcPr>
+            <w:tcW w:type="dxa" w:w="2256"/>
+          </w:tcPr>
+          <w:p>
+            <w:r>
+              <w:t>WiFi 本板硬件不可达（无 wlan 设备 / 无 `CONFIG_WIFI` / 无网卡驱动）⇒ 改走 USB CDC-ACM + SLIP：软件就绪，实测 `rc=-107=-ENOTCONN` ⇒ 只差一根 USB 数据线</w:t>
+            </w:r>
+          </w:p>
+        </w:tc>
+        <w:tc>
+          <w:tcPr>
+            <w:tcW w:type="dxa" w:w="2256"/>
+          </w:tcPr>
+          <w:p>
+            <w:r>
+              <w:t>`docs/07`、`docs/16`</w:t>
+            </w:r>
+          </w:p>
+        </w:tc>
+      </w:tr>
+    </w:tbl>
     <w:p>
       <w:pPr>
         <w:spacing w:after="40"/>
@@ -2210,70 +2770,176 @@
       </w:r>
       <w:bookmarkEnd w:id="10"/>
     </w:p>
-    <w:p>
-      <w:pPr>
-        <w:spacing w:after="40"/>
-      </w:pPr>
-      <w:r>
-        <w:t>| 指标 | 数据 |</w:t>
-      </w:r>
-    </w:p>
-    <w:p>
-      <w:pPr>
-        <w:spacing w:after="40"/>
-      </w:pPr>
-      <w:r>
-        <w:t>|---|---|</w:t>
-      </w:r>
-    </w:p>
-    <w:p>
-      <w:pPr>
-        <w:spacing w:after="40"/>
-      </w:pPr>
-      <w:r>
-        <w:t>| AI Coding 代码占比 | 约 90%（口径：本队代码改动基本由 AI 编程助手产出，人工负责方案、验收与真机调试；按提交行数估算，见 `docs/07 §7.2`） |</w:t>
-      </w:r>
-    </w:p>
-    <w:p>
-      <w:pPr>
-        <w:spacing w:after="40"/>
-      </w:pPr>
-      <w:r>
-        <w:t>| 使用的 AI 工具 | Claude Code（白名单工具，`logs/XPQHyue/` 有 50 个会话 / 15,283 事件，`validate-log.py` ALL OK）；DeepSeek Harness 作为补充证据放 `supplementary/dsh-logs/`（不在官方白名单，不计工时） |</w:t>
-      </w:r>
-    </w:p>
-    <w:p>
-      <w:pPr>
-        <w:spacing w:after="40"/>
-      </w:pPr>
-      <w:r>
-        <w:t>| MCP 工具使用情况 | 未使用 MCP |</w:t>
-      </w:r>
-    </w:p>
-    <w:p>
-      <w:pPr>
-        <w:spacing w:after="40"/>
-      </w:pPr>
-      <w:r>
-        <w:t>| Skills 使用与新增情况 | 使用：openvela 官方工程类 Skill（构建/驱动/BSP 等）；新增沉淀：`phywear-physics-coach`（设备端，装到 `/data/agent/skills/`）、`phywear-reproduce`（复现+进度检测）、`phywear-migrate`（换机迁移） |</w:t>
-      </w:r>
-    </w:p>
-    <w:p>
-      <w:pPr>
-        <w:spacing w:after="40"/>
-      </w:pPr>
-      <w:r>
-        <w:t>| Token 使用总量 | 两平台合计 4,649,232,675 tokens（约 46.5 亿）：小米 MiMo（Claude Code）451,358,504 · DSH（DeepSeek）4,197,874,171（区间 2026-08-20~09-18，成本 327.98 CNY）；台账与逐行解析见 `docs/token_usage/`（MiMo xlsx + DSH csv），所有数字由文件逐行解析、非估算 |</w:t>
-      </w:r>
-    </w:p>
-    <w:p>
-      <w:pPr>
-        <w:spacing w:after="40"/>
-      </w:pPr>
-      <w:r>
-        <w:t>| 补充 | AI 显著加速驱动适配与文档产出；遇到的问题：中文技能摘要按字节截断导致云端 400（已修） |</w:t>
-      </w:r>
-    </w:p>
+    <w:tbl>
+      <w:tblPr>
+        <w:tblW w:type="auto" w:w="0"/>
+        <w:tblLook w:firstColumn="1" w:firstRow="1" w:lastColumn="0" w:lastRow="0" w:noHBand="0" w:noVBand="1" w:val="04A0"/>
+      </w:tblPr>
+      <w:tblGrid>
+        <w:gridCol w:w="4512"/>
+        <w:gridCol w:w="4512"/>
+      </w:tblGrid>
+      <w:tr>
+        <w:tc>
+          <w:tcPr>
+            <w:tcW w:type="dxa" w:w="4512"/>
+          </w:tcPr>
+          <w:p>
+            <w:r>
+              <w:rPr>
+                <w:b/>
+              </w:rPr>
+              <w:t>指标</w:t>
+            </w:r>
+          </w:p>
+        </w:tc>
+        <w:tc>
+          <w:tcPr>
+            <w:tcW w:type="dxa" w:w="4512"/>
+          </w:tcPr>
+          <w:p>
+            <w:r>
+              <w:rPr>
+                <w:b/>
+              </w:rPr>
+              <w:t>数据</w:t>
+            </w:r>
+          </w:p>
+        </w:tc>
+      </w:tr>
+      <w:tr>
+        <w:tc>
+          <w:tcPr>
+            <w:tcW w:type="dxa" w:w="4512"/>
+          </w:tcPr>
+          <w:p>
+            <w:r>
+              <w:t>AI Coding 代码占比</w:t>
+            </w:r>
+          </w:p>
+        </w:tc>
+        <w:tc>
+          <w:tcPr>
+            <w:tcW w:type="dxa" w:w="4512"/>
+          </w:tcPr>
+          <w:p>
+            <w:r>
+              <w:t>约 90%（口径：本队代码改动基本由 AI 编程助手产出，人工负责方案、验收与真机调试；按提交行数估算，见 `docs/07 §7.2`）</w:t>
+            </w:r>
+          </w:p>
+        </w:tc>
+      </w:tr>
+      <w:tr>
+        <w:tc>
+          <w:tcPr>
+            <w:tcW w:type="dxa" w:w="4512"/>
+          </w:tcPr>
+          <w:p>
+            <w:r>
+              <w:t>使用的 AI 工具</w:t>
+            </w:r>
+          </w:p>
+        </w:tc>
+        <w:tc>
+          <w:tcPr>
+            <w:tcW w:type="dxa" w:w="4512"/>
+          </w:tcPr>
+          <w:p>
+            <w:r>
+              <w:t>Claude Code（白名单工具，`logs/XPQHyue/` 有 50 个会话 / 15,283 事件，`validate-log.py` ALL OK）；DeepSeek Harness 作为补充证据放 `supplementary/dsh-logs/`（不在官方白名单，不计工时）</w:t>
+            </w:r>
+          </w:p>
+        </w:tc>
+      </w:tr>
+      <w:tr>
+        <w:tc>
+          <w:tcPr>
+            <w:tcW w:type="dxa" w:w="4512"/>
+          </w:tcPr>
+          <w:p>
+            <w:r>
+              <w:t>MCP 工具使用情况</w:t>
+            </w:r>
+          </w:p>
+        </w:tc>
+        <w:tc>
+          <w:tcPr>
+            <w:tcW w:type="dxa" w:w="4512"/>
+          </w:tcPr>
+          <w:p>
+            <w:r>
+              <w:t>未使用 MCP</w:t>
+            </w:r>
+          </w:p>
+        </w:tc>
+      </w:tr>
+      <w:tr>
+        <w:tc>
+          <w:tcPr>
+            <w:tcW w:type="dxa" w:w="4512"/>
+          </w:tcPr>
+          <w:p>
+            <w:r>
+              <w:t>Skills 使用与新增情况</w:t>
+            </w:r>
+          </w:p>
+        </w:tc>
+        <w:tc>
+          <w:tcPr>
+            <w:tcW w:type="dxa" w:w="4512"/>
+          </w:tcPr>
+          <w:p>
+            <w:r>
+              <w:t>使用：openvela 官方工程类 Skill（构建/驱动/BSP 等）；新增沉淀：`phywear-physics-coach`（设备端，装到 `/data/agent/skills/`）、`phywear-reproduce`（复现+进度检测）、`phywear-migrate`（换机迁移）</w:t>
+            </w:r>
+          </w:p>
+        </w:tc>
+      </w:tr>
+      <w:tr>
+        <w:tc>
+          <w:tcPr>
+            <w:tcW w:type="dxa" w:w="4512"/>
+          </w:tcPr>
+          <w:p>
+            <w:r>
+              <w:t>Token 使用总量</w:t>
+            </w:r>
+          </w:p>
+        </w:tc>
+        <w:tc>
+          <w:tcPr>
+            <w:tcW w:type="dxa" w:w="4512"/>
+          </w:tcPr>
+          <w:p>
+            <w:r>
+              <w:t>两平台合计 4,649,232,675 tokens（约 46.5 亿）：小米 MiMo（Claude Code）451,358,504 · DSH（DeepSeek）4,197,874,171（区间 2026-08-20~09-18，成本 327.98 CNY）；台账与逐行解析见 `docs/token_usage/`（MiMo xlsx + DSH csv），所有数字由文件逐行解析、非估算</w:t>
+            </w:r>
+          </w:p>
+        </w:tc>
+      </w:tr>
+      <w:tr>
+        <w:tc>
+          <w:tcPr>
+            <w:tcW w:type="dxa" w:w="4512"/>
+          </w:tcPr>
+          <w:p>
+            <w:r>
+              <w:t>补充</w:t>
+            </w:r>
+          </w:p>
+        </w:tc>
+        <w:tc>
+          <w:tcPr>
+            <w:tcW w:type="dxa" w:w="4512"/>
+          </w:tcPr>
+          <w:p>
+            <w:r>
+              <w:t>AI 显著加速驱动适配与文档产出；遇到的问题：中文技能摘要按字节截断导致云端 400（已修）</w:t>
+            </w:r>
+          </w:p>
+        </w:tc>
+      </w:tr>
+    </w:tbl>
     <w:tbl>
       <w:tblPr>
         <w:tblW w:w="0" w:type="auto"/>

--- a/docs/PhyWear_技术报告_官方模板.docx
+++ b/docs/PhyWear_技术报告_官方模板.docx
@@ -3352,6 +3352,46 @@
       </w:pPr>
       <w:r>
         <w:t>`logs/XPQHyue/`、`app/phywear/`、`src/`、`board/`。</w:t>
+      </w:r>
+    </w:p>
+    <w:p>
+      <w:pPr>
+        <w:spacing w:after="40"/>
+      </w:pPr>
+      <w:r>
+        <w:t>3.7.1 商业场景、成本与推广（多智能体调研综合；数字均标来源或「估计」，尚未经用户与模式验证）</w:t>
+      </w:r>
+    </w:p>
+    <w:p>
+      <w:pPr>
+        <w:spacing w:after="40"/>
+      </w:pPr>
+      <w:r>
+        <w:t>应用场景：校内教学的基础器材已普及（2024 年初中理科实验仪器配备达标率 97.54%、普通高中 96.76%，教育部统计公报），增量在探究性/数字化实验，但现行装备标准中无「腕上多传感器实验设备」品类且校内单价低；科普研学缺可穿戴、可走动演示的量化教具（2023 年全国科普经费 215.06 亿元、政府拨款占 77.7%，科技部；免费开放科技馆 409 座、2024 年联合行动服务 7218.98 万人次，中国科技馆）；家庭端直面 phyphox 免费锚点。最可能率先落地：科普研学/馆校合作（有财政预算与客流、不依赖政采目录、决策链短）。</w:t>
+      </w:r>
+    </w:p>
+    <w:p>
+      <w:pPr>
+        <w:spacing w:after="40"/>
+      </w:pPr>
+      <w:r>
+        <w:t>成本与定价：BOM 参考（立创商城/公开行情）——主控模组 ¥29.9、六轴 ¥8.92、磁力计 ¥12.32、1.85″ AMOLED ¥40–80（估计）、PMIC ¥3–6（估计）、贴片组装 ¥10–25（估计）、300 mAh 锂电 ¥7–10、表壳表带千件级 ¥57–100；小批量 100–300 台 BOM ≈ ¥160–280/台（估计），千级 ≈ ¥100–155/台（估计），加认证/工装摊销 +¥20–35/台。建议 B 端套装 ¥499–699、C 端家庭版 ¥399–499（估计），毛利率约 60–70%（估计）。软件边际成本≈0（固件/界面/16+ 实验页/端侧 AI 教练已完成，端侧推理无云计费），增值在课程包、实验模板、教师培训与研学授权。</w:t>
+      </w:r>
+    </w:p>
+    <w:p>
+      <w:pPr>
+        <w:spacing w:after="40"/>
+      </w:pPr>
+      <w:r>
+        <w:t>推广路径（12 个月三期）：0–3 月试制 30–50 台 + SRRC 送检 + 与 1 家科技馆共研课程包（指标：试点 3–5 家、触达 ≥300 人次）；4–8 月千级试产 + 20 课时课程包 + 对接集成商与省级政采目录（指标：意向 ≥500 台、签约渠道 ≥3 家、政采入围 ≥1 包）；9–12 月电商家庭版 + OTA 迭代（指标：累计出货 ≥2000 台、B 端占比 ≥70%、月活 ≥50%）。渠道现实门槛：中学仪器采购为公开招标政采，需资质与售后网点，现实打法是"目录外试点 + 课后服务 → 经入库集成商供货"，周期常 6–12 个月。</w:t>
+      </w:r>
+    </w:p>
+    <w:p>
+      <w:pPr>
+        <w:spacing w:after="40"/>
+      </w:pPr>
+      <w:r>
+        <w:t>风险与合规：SRRC（¥12,000–18,000、8–10 周）、CE RED、锂电 UN38.3（选已认证电芯）、采购资质（不自投、走集成商）、数据隐私（本地优先/默认不上云/家长知情同意）、开源许可（Apache-2.0/MIT，建 SBOM 与 NOTICE）。当前状态：无用户验证、无商业模式验证，仅有场景推演与成本估算。</w:t>
       </w:r>
     </w:p>
     <w:p>

--- a/docs/PhyWear_技术报告_官方模板.docx
+++ b/docs/PhyWear_技术报告_官方模板.docx
@@ -3375,7 +3375,7 @@
         <w:spacing w:after="40"/>
       </w:pPr>
       <w:r>
-        <w:t>成本与定价：BOM 参考（立创商城/公开行情）——主控模组 ¥29.9、六轴 ¥8.92、磁力计 ¥12.32、1.85″ AMOLED ¥40–80（估计）、PMIC ¥3–6（估计）、贴片组装 ¥10–25（估计）、300 mAh 锂电 ¥7–10、表壳表带千件级 ¥57–100；小批量 100–300 台 BOM ≈ ¥160–280/台（估计），千级 ≈ ¥100–155/台（估计），加认证/工装摊销 +¥20–35/台。建议 B 端套装 ¥499–699、C 端家庭版 ¥399–499（估计），毛利率约 60–70%（估计）。软件边际成本≈0（固件/界面/16+ 实验页/端侧 AI 教练已完成，端侧推理无云计费），增值在课程包、实验模板、教师培训与研学授权。</w:t>
+        <w:t>成本与定价：BOM 参考（立创商城/公开行情）——主控模组 ¥29.9、六轴 ¥8.92、磁力计 ¥12.32、1.85″ AMOLED ¥40–80（估计）、PMIC ¥3–6（估计）、贴片组装 ¥10–25（估计）、300 mAh 锂电 ¥7–10、表壳表带千件级 ¥57–100；小批量 100–300 台 BOM ≈ ¥160–280/台（估计），千级 ≈ ¥100–155/台（估计），加认证/工装摊销 +¥20–35/台。整机可达 ¥100 量级（以立创·黄山派 SF32LB52-ULP 开发板 ~¥100 级为参照，不含外壳整机约 ¥100–150，估计；量产改用 ¥29.9 级模组更低）；且兼容小米手环 Vela / openvela 生态，复用官方框架、AI Agent 与 Skill 工具链 ⇒ 可玩性与生态好、内容与工具链成本显著降低。建议 B 端套装 ¥499–699、C 端家庭版 ¥399–499（估计），毛利率约 60–70%（估计）。软件边际成本≈0（固件/界面/16+ 实验页/端侧 AI 教练已完成，端侧推理无云计费），增值在课程包、实验模板、教师培训与研学授权。</w:t>
       </w:r>
     </w:p>
     <w:p>
@@ -3391,7 +3391,7 @@
         <w:spacing w:after="40"/>
       </w:pPr>
       <w:r>
-        <w:t>风险与合规：SRRC（¥12,000–18,000、8–10 周）、CE RED、锂电 UN38.3（选已认证电芯）、采购资质（不自投、走集成商）、数据隐私（本地优先/默认不上云/家长知情同意）、开源许可（Apache-2.0/MIT，建 SBOM 与 NOTICE）。当前状态：无用户验证、无商业模式验证，仅有场景推演与成本估算。</w:t>
+        <w:t>风险与合规：无线电型号核准（SRRC）本作品不需要 —— BLE 属 2.4GHz 微功率短距离设备，按工信部公告 2019年第52号第一条无需型号核准（义务成本≈0：不得加大发射功率/更改天线，说明书须标注该公告第六条 8 项内容）；出口欧盟时 CE RED、锂电 UN38.3（选已认证电芯）、采购资质（不自投、走集成商）、数据隐私（本地优先/默认不上云/家长知情同意）、开源许可（Apache-2.0/MIT，建 SBOM 与 NOTICE）。当前状态：无用户验证、无商业模式验证，仅有场景推演与成本估算。</w:t>
       </w:r>
     </w:p>
     <w:p>

--- a/docs/PhyWear_技术报告_官方模板.docx
+++ b/docs/PhyWear_技术报告_官方模板.docx
@@ -2631,7 +2631,7 @@
           </w:tcPr>
           <w:p>
             <w:r>
-              <w:t>受限</w:t>
+              <w:t>已达成</w:t>
             </w:r>
           </w:p>
         </w:tc>
@@ -2651,17 +2651,17 @@
           </w:tcPr>
           <w:p>
             <w:r>
-              <w:t>WiFi 本板硬件不可达（无 wlan 设备 / 无 `CONFIG_WIFI` / 无网卡驱动）⇒ 改走 USB CDC-ACM + SLIP：软件就绪，实测 `rc=-107=-ENOTCONN` ⇒ 只差一根 USB 数据线</w:t>
-            </w:r>
-          </w:p>
-        </w:tc>
-        <w:tc>
-          <w:tcPr>
-            <w:tcW w:type="dxa" w:w="2256"/>
-          </w:tcPr>
-          <w:p>
-            <w:r>
-              <w:t>`docs/07`、`docs/16`</w:t>
+              <w:t>PPP over BLE 端到端打通（2026-09-18 深夜）：设备侧 `ppp0 … at RUNNING mtu 296 / inet addr:192.168.7.2 DRaddr:192.168.7.1`，设备上 `ping -c 3 192.168.7.1` → 3 sent / 3 received，0% packet loss；宿主侧用用户态 PPP 对端（LCP+IPCP+ICMP，不需要 root）。一键判定 `tools/phywear/pw_bt_ppp_e2e.py` 6/6。&lt;br&gt;⚠️ 已知限制：本板无 WiFi 网卡（WiFi 路径硬件不可达，`ifconfig` 直接 ENOENT）；USB-SLIP 因缺数据线未验；宿主若要内核网络接口仍需 root（验收走的是用户态对端）</w:t>
+            </w:r>
+          </w:p>
+        </w:tc>
+        <w:tc>
+          <w:tcPr>
+            <w:tcW w:type="dxa" w:w="2256"/>
+          </w:tcPr>
+          <w:p>
+            <w:r>
+              <w:t>`docs/16 §13.6e`、`docs/evidence/bt-ppp-e2e-20260918/`、`docs/evidence/ws-stack-20260918/`</w:t>
             </w:r>
           </w:p>
         </w:tc>
@@ -3391,7 +3391,7 @@
         <w:spacing w:after="40"/>
       </w:pPr>
       <w:r>
-        <w:t>风险与合规：无线电型号核准（SRRC）本作品不需要 —— BLE 属 2.4GHz 微功率短距离设备，按工信部公告 2019年第52号第一条无需型号核准（义务成本≈0：不得加大发射功率/更改天线，说明书须标注该公告第六条 8 项内容）；出口欧盟时 CE RED、锂电 UN38.3（选已认证电芯）、采购资质（不自投、走集成商）、数据隐私（本地优先/默认不上云/家长知情同意）、开源许可（Apache-2.0/MIT，建 SBOM 与 NOTICE）。当前状态：无用户验证、无商业模式验证，仅有场景推演与成本估算。</w:t>
+        <w:t>风险与合规：无线电型号核准（SRRC）本作品不需要 —— BLE 属 2.4GHz 微功率短距离设备，按工信部公告 2019年第52号第一条无需型号核准（义务成本≈0：不得加大发射功率/更改天线，说明书须标注该公告第六条 8 项内容）；出口欧盟时 CE RED、锂电 UN38.3（选已认证电芯）、采购资质（不自投、走集成商）、数据隐私（本地优先/默认不上云/家长知情同意）、开源许可（Apache-2.0/MIT，建 SBOM 与 NOTICE）。早期传播信号：B 站演示视频《小米 openVela 下，适配 EPIC 硬件加速之后，效果极其显著（2 帧电竞变为了高刷）！！》播放量约 6,300（截至 2026-09-18 晚，链接 https://www.bilibili.com/video/BV1cpti6GEQt/ ）—— 属关注度信号（证明高刷效果可被普通观众感知），不等于用户验证或订单。当前状态：无付费用户验证、无商业模式验证，仅有场景推演、成本估算与公开传播信号（海报/答辩 PPT 属决赛材料，初赛不要求）。</w:t>
       </w:r>
     </w:p>
     <w:p>

--- a/docs/PhyWear_技术报告_官方模板.docx
+++ b/docs/PhyWear_技术报告_官方模板.docx
@@ -1682,7 +1682,7 @@
         <w:spacing w:after="40"/>
       </w:pPr>
       <w:r>
-        <w:t>- 软件/固件架构（2026-09-18 更新：含 zblue 蓝牙 host 栈的出货构建，本机构建产物 2554008 B；flash 占用随构建变动，以 `docs/evidence/bt-b3-20260918/` 与 `docs/16 §12` 的口径为准）：`app/phywear/`（50 个手写源文件 / 19,144 行，另有 5 个生成的 CJK 字体文件，</w:t>
+        <w:t>- 软件/固件架构（2026-09-18 更新：含 zblue 蓝牙 host 栈的出货构建，最新本机构建产物 2,577,592 B（md5 41c3377c…，2026-09-18 23:20，flash 15.36%）；flash 占用随构建变动，以 `docs/evidence/bt-b3-20260918/` 与 `docs/16 §12` 的口径为准）：`app/phywear/`（50 个手写源文件 / 19,144 行，另有 5 个生成的 CJK 字体文件，</w:t>
       </w:r>
     </w:p>
     <w:p>
@@ -1754,7 +1754,7 @@
         <w:spacing w:after="40"/>
       </w:pPr>
       <w:r>
-        <w:t>- 应用/交互端：LVGL 全中文界面（i18n 双表 267 条/语言 + CJK 子集字体），</w:t>
+        <w:t>- 应用/交互端：LVGL 全中文界面（i18n 双表 282 条/语言 + CJK 子集字体），</w:t>
       </w:r>
     </w:p>
     <w:p>
@@ -1968,7 +1968,7 @@
         <w:spacing w:after="40"/>
       </w:pPr>
       <w:r>
-        <w:t>固件 md5 见 `docs/06`（当前板上 `2e00ecf2…`，2,204,456 B / SRAM 487,460 B；注意固件非可重现构建，md5 每次重编会变）。</w:t>
+        <w:t>板上固件以 `docs/06` 沿革表最后一条烧录记录为准（该表记 `2e00ecf2…` / 2,204,456 B / SRAM 487,460 B，09-18）；本周最新本机构建产物为 md5 `41c3377c…`、2,577,592 B、flash 15.36%（2026-09-18 23:20）。固件非可重现构建，md5 每次重编会变，引用务必带日期。</w:t>
       </w:r>
     </w:p>
     <w:tbl>
@@ -2662,6 +2662,48 @@
           <w:p>
             <w:r>
               <w:t>`docs/16 §13.6e`、`docs/evidence/bt-ppp-e2e-20260918/`、`docs/evidence/ws-stack-20260918/`</w:t>
+            </w:r>
+          </w:p>
+        </w:tc>
+      </w:tr>
+      <w:tr>
+        <w:tc>
+          <w:tcPr>
+            <w:tcW w:type="dxa" w:w="2256"/>
+          </w:tcPr>
+          <w:p>
+            <w:r>
+              <w:t>性能</w:t>
+            </w:r>
+          </w:p>
+        </w:tc>
+        <w:tc>
+          <w:tcPr>
+            <w:tcW w:type="dxa" w:w="2256"/>
+          </w:tcPr>
+          <w:p>
+            <w:r>
+              <w:t>渲染帧率（第二次优化）</w:t>
+            </w:r>
+          </w:p>
+        </w:tc>
+        <w:tc>
+          <w:tcPr>
+            <w:tcW w:type="dxa" w:w="2256"/>
+          </w:tcPr>
+          <w:p>
+            <w:r>
+              <w:t>主循环自适应休眠（固定 10 ms → 跟随 lv_timer_handler 超时、上限 2 ms）：实时页重绘帧率 26/28 → 34/36（+30.8%）、轨迹页 8/9 → 10/11；主屏显示刷新率 41 → 63（配置上限 66.7 Hz，单帧 17.1 ms ≈ 面板一帧 = 60 Hz 物理上限）。同轮实测否决 6 个假设（全屏推屏/防撕等待/flush 次数/刷新周期/脏区并集/圆角），结论：主机侧已无可挖项</w:t>
+            </w:r>
+          </w:p>
+        </w:tc>
+        <w:tc>
+          <w:tcPr>
+            <w:tcW w:type="dxa" w:w="2256"/>
+          </w:tcPr>
+          <w:p>
+            <w:r>
+              <w:t>docs/evidence/p0-20260916/（ab-*.txt 原始输出）</w:t>
             </w:r>
           </w:p>
         </w:tc>

--- a/docs/PhyWear_技术报告_官方模板.docx
+++ b/docs/PhyWear_技术报告_官方模板.docx
@@ -1086,7 +1086,7 @@
           </w:tcPr>
           <w:p>
             <w:r>
-              <w:t>③ 新硬件平台适配（主线）；① AI 硬件产品创新：已交付「主动 + 执行」场景并真机验证</w:t>
+              <w:t>① AI 硬件产品创新（申报主打）：AI Agent 集成（4 个 PhyWear 工具 + 自建 Skill 自动装机 + 离线意图表）、「主动+执行」场景已交付并默认开启（晃表→自动跑单摆实验→结果回手表）、手表端「AI 教练」页、端云 LLM 实测（MiMo Token Plan）、BLE 打通 GATT 与 PPP over BLE；同时完成 ③ 新硬件平台适配的大量实质工作（3 个自研 NUTT 传感器驱动、AUDCODEC 麦克风/扬声器驱动、板级 bringup、启动时序与 EPIC 栈上触控修复、EPIC 硬件加速集成）——两条方向不是二选一；② 快应用未采用</w:t>
             </w:r>
           </w:p>
         </w:tc>

--- a/docs/PhyWear_技术报告_官方模板.docx
+++ b/docs/PhyWear_技术报告_官方模板.docx
@@ -1682,15 +1682,15 @@
         <w:spacing w:after="40"/>
       </w:pPr>
       <w:r>
-        <w:t>- 软件/固件架构（2026-09-18 更新：含 zblue 蓝牙 host 栈的出货构建，最新本机构建产物 2,577,592 B（md5 41c3377c…，2026-09-18 23:20，flash 15.36%）；flash 占用随构建变动，以 `docs/evidence/bt-b3-20260918/` 与 `docs/16 §12` 的口径为准）：`app/phywear/`（50 个手写源文件 / 19,144 行，另有 5 个生成的 CJK 字体文件，</w:t>
-      </w:r>
-    </w:p>
-    <w:p>
-      <w:pPr>
-        <w:spacing w:after="40"/>
-      </w:pPr>
-      <w:r>
-        <w:t>572 码点）；真机固件 2.20 MB / 16 MB flash（13.14%），SRAM 487,460 B / 512 KB（92.98%）。</w:t>
+        <w:t>- 软件/固件架构（2026-09-18 更新：含 zblue 蓝牙 host 栈的出货构建，最新本机构建产物 2,577,592 B（md5 41c3377c…，2026-09-18 23:20，flash 15.36%）；flash 占用随构建变动，以 `docs/evidence/bt-b3-20260918/` 与 `docs/16 §12` 的口径为准）：`app/phywear/`（69 个源文件 / 25,373 行：68 个手写 24,902 行 + 1 个由 Skill markdown 生成的数据块 `pw_skill_blob.c`；另有 5 个生成的 CJK 字体文件，</w:t>
+      </w:r>
+    </w:p>
+    <w:p>
+      <w:pPr>
+        <w:spacing w:after="40"/>
+      </w:pPr>
+      <w:r>
+        <w:t>535 个 CJK 码点，脚本实测）；出货固件 flash 2,577,592 B / 16 MB（15.36%），SRAM 483,356 B / 512 KB（92.19%）（本机构建产物 md5 `41c3377c…`，2026-09-18 23:20）。</w:t>
       </w:r>
     </w:p>
     <w:p>
@@ -1968,7 +1968,7 @@
         <w:spacing w:after="40"/>
       </w:pPr>
       <w:r>
-        <w:t>板上固件以 `docs/06` 沿革表最后一条烧录记录为准（该表记 `2e00ecf2…` / 2,204,456 B / SRAM 487,460 B，09-18）；本周最新本机构建产物为 md5 `41c3377c…`、2,577,592 B、flash 15.36%（2026-09-18 23:20）。固件非可重现构建，md5 每次重编会变，引用务必带日期。</w:t>
+        <w:t>最近一次带读回校验的烧录记录为 `2e00ecf2…` / 2,204,456 B / SRAM 487,460 B（09-18，阶段 A）；此后 PPP-over-BLE 端到端联调所用板载构建为 flash 2,576,888 B / SRAM 483,316 B（证据 `docs/evidence/bt-ppp-e2e-20260918/`）；本周最新本机构建产物为 md5 `41c3377c…`、2,577,592 B、flash 15.36%、SRAM 483,356 B（2026-09-18 23:20）。固件非可重现构建，md5 每次重编会变，引用务必带日期。</w:t>
       </w:r>
     </w:p>
     <w:tbl>
@@ -2231,7 +2231,7 @@
           </w:tcPr>
           <w:p>
             <w:r>
-              <w:t>flash 2.20 MB/16 MB（13.14%）；SRAM 487,460 B/512 KB（92.98%）；PSRAM 702 KB/8 MB</w:t>
+              <w:t>flash 2,577,592 B/16 MB（15.36%）；SRAM 483,356 B/512 KB（92.19%）；PSRAM 702 KB/8 MB</w:t>
             </w:r>
           </w:p>
         </w:tc>
@@ -2888,7 +2888,7 @@
           </w:tcPr>
           <w:p>
             <w:r>
-              <w:t>Claude Code（白名单工具，`logs/XPQHyue/` 有 50 个会话 / 15,283 事件，`validate-log.py` ALL OK）；DeepSeek Harness 作为补充证据放 `supplementary/dsh-logs/`（不在官方白名单，不计工时）</w:t>
+              <w:t>Claude Code、Codex（白名单工具，`logs/XPQHyue/` 有 54 个会话 / 15,761 事件，`validate-log.py` ALL OK）；DeepSeek Harness 会话置于 `supplementary/dsh-logs/`，仅补充佐证 AI</w:t>
             </w:r>
           </w:p>
         </w:tc>

--- a/docs/PhyWear_技术报告_官方模板.docx
+++ b/docs/PhyWear_技术报告_官方模板.docx
@@ -1091,6 +1091,32 @@
           </w:p>
         </w:tc>
       </w:tr>
+      <w:tr>
+        <w:tc>
+          <w:tcPr>
+            <w:tcW w:type="dxa" w:w="2280"/>
+          </w:tcPr>
+          <w:p>
+            <w:r>
+              <w:rPr>
+                <w:rFonts w:eastAsia="等线" w:ascii="Arial" w:cs="Arial" w:hAnsi="Arial"/>
+                <w:sz w:val="22"/>
+              </w:rPr>
+              <w:t>代码仓库地址</w:t>
+            </w:r>
+          </w:p>
+        </w:tc>
+        <w:tc>
+          <w:tcPr>
+            <w:tcW w:type="dxa" w:w="4920"/>
+          </w:tcPr>
+          <w:p>
+            <w:r>
+              <w:t>https://github.com/open-vela/contest2026_427_xinpingqihe （分支 `dev-ai-contest-2026`，评审直接 clone 该仓编译验证）</w:t>
+            </w:r>
+          </w:p>
+        </w:tc>
+      </w:tr>
     </w:tbl>
     <w:p>
       <w:pPr>
@@ -1123,6 +1149,14 @@
           <w:sz w:val="22"/>
         </w:rPr>
         <w:t>300 字以内，概括作品的背景、方案、创新点与主要成果（量化）。</w:t>
+      </w:r>
+    </w:p>
+    <w:p>
+      <w:pPr>
+        <w:spacing w:after="40"/>
+      </w:pPr>
+      <w:r>
+        <w:t>PhyWear 把手机物理实验搬到腕上：在立创·黄山派（SF32LB52，390×450 AMOLED）上用 LVGL 9.1 + openvela 实现 16 个实验页（单摆测 g、弹簧振子、频谱、秒表、掌声计等），集成 openvelaClaw：新增 4 个 PhyWear 工具、1 个自建 Skill、手表端「AI 教练」页与「主动+执行」（晃表→自动跑单摆→回执上表）。实测启动 5/5、渲染 41 FPS、麦克风 −8 dBFS、泡机 0 复位；蓝牙已打通（设备 18/18、宿主 6/6+9/9），PPP over BLE 端到端 ping 3/3；无 WiFi 网卡等限制如实标注。</w:t>
       </w:r>
     </w:p>
     <w:p>
@@ -1366,7 +1400,7 @@
         <w:spacing w:after="40"/>
       </w:pPr>
       <w:r>
-        <w:t>断网/弱网降级：真机无网络栈 → 走 `agent_loop.c` 的离线关键词意图表（13 条）+ 工具直执行，</w:t>
+        <w:t>**断网/弱网降级**：真机**无 WiFi/以太网网卡、无互联网出口** → 走 `agent_loop.c` 的离线关键词意图表（13 条）+ 工具直执行，Agent loop 改为**开机无条件启动**（原生逻辑要等网络连上，真机永远等不到）。</w:t>
       </w:r>
     </w:p>
     <w:p>
@@ -2982,323 +3016,6 @@
         </w:tc>
       </w:tr>
     </w:tbl>
-    <w:tbl>
-      <w:tblPr>
-        <w:tblW w:w="0" w:type="auto"/>
-        <w:tblInd w:w="0" w:type="dxa"/>
-        <w:tblBorders>
-          <w:top w:val="single" w:color="dee0e3"/>
-          <w:left w:val="single" w:color="dee0e3"/>
-          <w:bottom w:val="single" w:color="dee0e3"/>
-          <w:right w:val="single" w:color="dee0e3"/>
-          <w:insideH w:val="single" w:color="dee0e3"/>
-          <w:insideV w:val="single" w:color="dee0e3"/>
-        </w:tblBorders>
-        <w:tblLayout w:type="fixed"/>
-      </w:tblPr>
-      <w:tblGrid>
-        <w:gridCol w:w="4035"/>
-        <w:gridCol w:w="4245"/>
-      </w:tblGrid>
-      <w:tr>
-        <w:tc>
-          <w:tcPr>
-            <w:tcW w:w="4035" w:type="dxa"/>
-            <w:tcMar>
-              <w:top w:type="dxa" w:w="60"/>
-              <w:left w:type="dxa" w:w="120"/>
-              <w:bottom w:type="dxa" w:w="30"/>
-              <w:right w:type="dxa" w:w="120"/>
-            </w:tcMar>
-          </w:tcPr>
-          <w:p>
-            <w:pPr>
-              <w:spacing w:before="120" w:after="120" w:line="288" w:lineRule="auto"/>
-              <w:ind w:left="0"/>
-              <w:jc w:val="left"/>
-            </w:pPr>
-            <w:r>
-              <w:rPr>
-                <w:rFonts w:eastAsia="等线" w:ascii="Arial" w:cs="Arial" w:hAnsi="Arial"/>
-                <w:sz w:val="22"/>
-              </w:rPr>
-              <w:t>指标</w:t>
-            </w:r>
-          </w:p>
-        </w:tc>
-        <w:tc>
-          <w:tcPr>
-            <w:tcW w:w="4245" w:type="dxa"/>
-            <w:tcMar>
-              <w:top w:type="dxa" w:w="60"/>
-              <w:left w:type="dxa" w:w="120"/>
-              <w:bottom w:type="dxa" w:w="30"/>
-              <w:right w:type="dxa" w:w="120"/>
-            </w:tcMar>
-          </w:tcPr>
-          <w:p>
-            <w:pPr>
-              <w:spacing w:before="120" w:after="120" w:line="288" w:lineRule="auto"/>
-              <w:ind w:left="0"/>
-              <w:jc w:val="left"/>
-            </w:pPr>
-            <w:r>
-              <w:rPr>
-                <w:rFonts w:eastAsia="等线" w:ascii="Arial" w:cs="Arial" w:hAnsi="Arial"/>
-                <w:sz w:val="22"/>
-              </w:rPr>
-              <w:t>数据</w:t>
-            </w:r>
-          </w:p>
-        </w:tc>
-      </w:tr>
-      <w:tr>
-        <w:tc>
-          <w:tcPr>
-            <w:tcW w:w="4035" w:type="dxa"/>
-            <w:tcMar>
-              <w:top w:type="dxa" w:w="60"/>
-              <w:left w:type="dxa" w:w="120"/>
-              <w:bottom w:type="dxa" w:w="30"/>
-              <w:right w:type="dxa" w:w="120"/>
-            </w:tcMar>
-          </w:tcPr>
-          <w:p>
-            <w:pPr>
-              <w:spacing w:before="120" w:after="120" w:line="288" w:lineRule="auto"/>
-              <w:ind w:left="0"/>
-              <w:jc w:val="left"/>
-            </w:pPr>
-            <w:r>
-              <w:rPr>
-                <w:rFonts w:eastAsia="等线" w:ascii="Arial" w:cs="Arial" w:hAnsi="Arial"/>
-                <w:sz w:val="22"/>
-              </w:rPr>
-              <w:t>AI Coding 代码占比</w:t>
-            </w:r>
-          </w:p>
-        </w:tc>
-        <w:tc>
-          <w:tcPr>
-            <w:tcW w:w="4245" w:type="dxa"/>
-            <w:tcMar>
-              <w:top w:type="dxa" w:w="60"/>
-              <w:left w:type="dxa" w:w="120"/>
-              <w:bottom w:type="dxa" w:w="30"/>
-              <w:right w:type="dxa" w:w="120"/>
-            </w:tcMar>
-          </w:tcPr>
-        </w:tc>
-      </w:tr>
-      <w:tr>
-        <w:tc>
-          <w:tcPr>
-            <w:tcW w:w="4035" w:type="dxa"/>
-            <w:tcMar>
-              <w:top w:type="dxa" w:w="60"/>
-              <w:left w:type="dxa" w:w="120"/>
-              <w:bottom w:type="dxa" w:w="30"/>
-              <w:right w:type="dxa" w:w="120"/>
-            </w:tcMar>
-          </w:tcPr>
-          <w:p>
-            <w:pPr>
-              <w:spacing w:before="120" w:after="120" w:line="288" w:lineRule="auto"/>
-              <w:ind w:left="0"/>
-              <w:jc w:val="left"/>
-            </w:pPr>
-            <w:r>
-              <w:rPr>
-                <w:rFonts w:eastAsia="等线" w:ascii="Arial" w:cs="Arial" w:hAnsi="Arial"/>
-                <w:sz w:val="22"/>
-              </w:rPr>
-              <w:t>使用的 AI 工具</w:t>
-            </w:r>
-          </w:p>
-        </w:tc>
-        <w:tc>
-          <w:tcPr>
-            <w:tcW w:w="4245" w:type="dxa"/>
-            <w:tcMar>
-              <w:top w:type="dxa" w:w="60"/>
-              <w:left w:type="dxa" w:w="120"/>
-              <w:bottom w:type="dxa" w:w="30"/>
-              <w:right w:type="dxa" w:w="120"/>
-            </w:tcMar>
-          </w:tcPr>
-          <w:p>
-            <w:pPr>
-              <w:spacing w:before="120" w:after="120" w:line="288" w:lineRule="auto"/>
-              <w:ind w:left="0"/>
-              <w:jc w:val="left"/>
-            </w:pPr>
-            <w:r>
-              <w:rPr>
-                <w:rFonts w:eastAsia="等线" w:ascii="Arial" w:cs="Arial" w:hAnsi="Arial"/>
-                <w:sz w:val="22"/>
-              </w:rPr>
-              <w:t>如 Claude Code、Kiro 等</w:t>
-            </w:r>
-          </w:p>
-        </w:tc>
-      </w:tr>
-      <w:tr>
-        <w:tc>
-          <w:tcPr>
-            <w:tcW w:w="4035" w:type="dxa"/>
-            <w:tcMar>
-              <w:top w:type="dxa" w:w="60"/>
-              <w:left w:type="dxa" w:w="120"/>
-              <w:bottom w:type="dxa" w:w="30"/>
-              <w:right w:type="dxa" w:w="120"/>
-            </w:tcMar>
-          </w:tcPr>
-          <w:p>
-            <w:pPr>
-              <w:spacing w:before="120" w:after="120" w:line="288" w:lineRule="auto"/>
-              <w:ind w:left="0"/>
-              <w:jc w:val="left"/>
-            </w:pPr>
-            <w:r>
-              <w:rPr>
-                <w:rFonts w:eastAsia="等线" w:ascii="Arial" w:cs="Arial" w:hAnsi="Arial"/>
-                <w:sz w:val="22"/>
-              </w:rPr>
-              <w:t>MCP 工具使用情况</w:t>
-            </w:r>
-          </w:p>
-        </w:tc>
-        <w:tc>
-          <w:tcPr>
-            <w:tcW w:w="4245" w:type="dxa"/>
-            <w:tcMar>
-              <w:top w:type="dxa" w:w="60"/>
-              <w:left w:type="dxa" w:w="120"/>
-              <w:bottom w:type="dxa" w:w="30"/>
-              <w:right w:type="dxa" w:w="120"/>
-            </w:tcMar>
-          </w:tcPr>
-          <w:p>
-            <w:pPr>
-              <w:spacing w:before="120" w:after="120" w:line="288" w:lineRule="auto"/>
-              <w:ind w:left="0"/>
-              <w:jc w:val="left"/>
-            </w:pPr>
-            <w:r>
-              <w:rPr>
-                <w:rFonts w:eastAsia="等线" w:ascii="Arial" w:cs="Arial" w:hAnsi="Arial"/>
-                <w:sz w:val="22"/>
-              </w:rPr>
-              <w:t>如 VelaJS MCP、Figma MCP 等</w:t>
-            </w:r>
-          </w:p>
-        </w:tc>
-      </w:tr>
-      <w:tr>
-        <w:tc>
-          <w:tcPr>
-            <w:tcW w:w="4035" w:type="dxa"/>
-            <w:tcMar>
-              <w:top w:type="dxa" w:w="60"/>
-              <w:left w:type="dxa" w:w="120"/>
-              <w:bottom w:type="dxa" w:w="30"/>
-              <w:right w:type="dxa" w:w="120"/>
-            </w:tcMar>
-          </w:tcPr>
-          <w:p>
-            <w:pPr>
-              <w:spacing w:before="120" w:after="120" w:line="288" w:lineRule="auto"/>
-              <w:ind w:left="0"/>
-              <w:jc w:val="left"/>
-            </w:pPr>
-            <w:r>
-              <w:rPr>
-                <w:rFonts w:eastAsia="等线" w:ascii="Arial" w:cs="Arial" w:hAnsi="Arial"/>
-                <w:sz w:val="22"/>
-              </w:rPr>
-              <w:t>Skills 使用与新增情况</w:t>
-            </w:r>
-          </w:p>
-        </w:tc>
-        <w:tc>
-          <w:tcPr>
-            <w:tcW w:w="4245" w:type="dxa"/>
-            <w:tcMar>
-              <w:top w:type="dxa" w:w="60"/>
-              <w:left w:type="dxa" w:w="120"/>
-              <w:bottom w:type="dxa" w:w="30"/>
-              <w:right w:type="dxa" w:w="120"/>
-            </w:tcMar>
-          </w:tcPr>
-          <w:p>
-            <w:pPr>
-              <w:spacing w:before="120" w:after="120" w:line="288" w:lineRule="auto"/>
-              <w:ind w:left="0"/>
-              <w:jc w:val="left"/>
-            </w:pPr>
-            <w:r>
-              <w:rPr>
-                <w:rFonts w:eastAsia="等线" w:ascii="Arial" w:cs="Arial" w:hAnsi="Arial"/>
-                <w:sz w:val="22"/>
-              </w:rPr>
-              <w:t>使用了哪些、新增沉淀了哪些</w:t>
-            </w:r>
-          </w:p>
-        </w:tc>
-      </w:tr>
-      <w:tr>
-        <w:tc>
-          <w:tcPr>
-            <w:tcW w:w="4035" w:type="dxa"/>
-            <w:tcMar>
-              <w:top w:type="dxa" w:w="60"/>
-              <w:left w:type="dxa" w:w="120"/>
-              <w:bottom w:type="dxa" w:w="30"/>
-              <w:right w:type="dxa" w:w="120"/>
-            </w:tcMar>
-          </w:tcPr>
-          <w:p>
-            <w:pPr>
-              <w:spacing w:before="120" w:after="120" w:line="288" w:lineRule="auto"/>
-              <w:ind w:left="0"/>
-              <w:jc w:val="left"/>
-            </w:pPr>
-            <w:r>
-              <w:rPr>
-                <w:rFonts w:eastAsia="等线" w:ascii="Arial" w:cs="Arial" w:hAnsi="Arial"/>
-                <w:sz w:val="22"/>
-              </w:rPr>
-              <w:t>Token 使用总量</w:t>
-            </w:r>
-          </w:p>
-        </w:tc>
-        <w:tc>
-          <w:tcPr>
-            <w:tcW w:w="4245" w:type="dxa"/>
-            <w:tcMar>
-              <w:top w:type="dxa" w:w="60"/>
-              <w:left w:type="dxa" w:w="120"/>
-              <w:bottom w:type="dxa" w:w="30"/>
-              <w:right w:type="dxa" w:w="120"/>
-            </w:tcMar>
-          </w:tcPr>
-          <w:p>
-            <w:pPr>
-              <w:spacing w:before="120" w:after="120" w:line="288" w:lineRule="auto"/>
-              <w:ind w:left="0"/>
-              <w:jc w:val="left"/>
-            </w:pPr>
-            <w:r>
-              <w:rPr>
-                <w:rFonts w:eastAsia="等线" w:ascii="Arial" w:cs="Arial" w:hAnsi="Arial"/>
-                <w:sz w:val="22"/>
-              </w:rPr>
-              <w:t>xx（MiMo 用量可在控制台查询）</w:t>
-            </w:r>
-          </w:p>
-        </w:tc>
-      </w:tr>
-    </w:tbl>
     <w:p>
       <w:pPr>
         <w:spacing w:before="120" w:after="120" w:line="288" w:lineRule="auto"/>
@@ -3361,7 +3078,15 @@
         <w:spacing w:after="40"/>
       </w:pPr>
       <w:r>
-        <w:t>展望：① 补「主动+执行」场景（已定方案：`cron_service` 定时主动 + 端侧事件主动，需解决与 GUI</w:t>
+        <w:t>**已完成（原展望项，本轮闭环）**：① 「主动 + 执行」场景**已交付且默认开启**（与 GUI 抢资源的问题 2026-09-15 定位并修复）；② 蓝牙**已从「no-go」翻案并打通 B1/B2/B3**（宿主中心设备自动验收 **设备 6/6 + 宿主 9/9**，退出码 0）—— 当初判 no-go 的三条断点（`UART_BTH4` 未开 / `NET_BLUETOOTH` 未开 / 端口 H4 驱动缺 CMakeLists 接线）都已解决，真正的拦路虎是 NuttX **fd 表按 `task_group`** 导致 H4 TX 跨组 `write()` 恒 `EBADF`（见 `docs/16`）；并新增 **BLE 文本回环特征**与**手表版蓝牙串口页**；③ **网络**：WiFi 本板**硬件不可达**（运行期证实）；改以 **PPP over BLE 端到端联通 IP**（设备侧 `ppp0` 起、`ping 3/3`，实验性；宿主侧用户态 PPP 对端，见 `docs/16 §13.6e`）。</w:t>
+      </w:r>
+    </w:p>
+    <w:p>
+      <w:pPr>
+        <w:spacing w:after="40"/>
+      </w:pPr>
+      <w:r>
+        <w:t>**待办**：① **真手机点一次**（宿主 BlueZ 已验证同一套 ATT 动作，缺的是真机实测）；② **USB CDC-ACM + SLIP** 补一根 USB 数据线后验到 TCP；③ 姿态/轨迹的**转台与手推真值**；④ 把 `skill_loader` 的 UTF-8 修复与传感器驱动回流上游。</w:t>
       </w:r>
     </w:p>
     <w:p>
@@ -3385,7 +3110,7 @@
         <w:spacing w:after="40"/>
       </w:pPr>
       <w:r>
-        <w:t>依据文件：`docs/01–08`（事实清单/技术细节/真机验证/复现指南）、`docs/evidence/`、</w:t>
+        <w:t>**依据文件**：`docs/01–18`（事实清单/技术细节/真机验证/复现指南/官方模板）、`docs/evidence/`（41 组）、`logs/XPQHyue/`（54 会话 / 15,761 事件）、`app/phywear/`（69 源文件 / 25,373 行）、`src/`、`board/`。</w:t>
       </w:r>
     </w:p>
     <w:p>
